--- a/downloads/workbook/ai-6-week-10.docx
+++ b/downloads/workbook/ai-6-week-10.docx
@@ -997,6 +997,178 @@
         <w:t>Project connection: For the Grounded Learning Service, retain an annotated trace and the changed-case result. Name the contract or evidence that makes the deciding step valid, so another team can review it.</w:t>
       </w:r>
     </w:p>
+    <w:p>
+      <w:pPr>
+        <w:pStyle w:val="Heading1"/>
+      </w:pPr>
+      <w:r>
+        <w:t>13. Project portfolio milestone</w:t>
+      </w:r>
+    </w:p>
+    <w:p>
+      <w:r>
+        <w:t>Project: Grounded Learning Service</w:t>
+      </w:r>
+    </w:p>
+    <w:p>
+      <w:r>
+        <w:t>Current milestone: Make a transparent first version. Keep a trace of how one input becomes an output; explain the rule or learned component.</w:t>
+      </w:r>
+    </w:p>
+    <w:p>
+      <w:r>
+        <w:t>For the Grounded Learning Service, retain an annotated trace and the changed-case result. Name the contract or evidence that makes the deciding step valid, so another team can review it.</w:t>
+      </w:r>
+    </w:p>
+    <w:tbl>
+      <w:tblPr>
+        <w:tblStyle w:val="LightShading-Accent1"/>
+        <w:tblW w:type="auto" w:w="0"/>
+        <w:tblLook w:firstColumn="1" w:firstRow="1" w:lastColumn="0" w:lastRow="0" w:noHBand="0" w:noVBand="1" w:val="04A0"/>
+      </w:tblPr>
+      <w:tblGrid>
+        <w:gridCol w:w="5112"/>
+        <w:gridCol w:w="5112"/>
+      </w:tblGrid>
+      <w:tr>
+        <w:trPr>
+          <w:tblHeader/>
+        </w:trPr>
+        <w:tc>
+          <w:tcPr>
+            <w:tcW w:type="dxa" w:w="5112"/>
+          </w:tcPr>
+          <w:p>
+            <w:r>
+              <w:t>Evidence to keep</w:t>
+            </w:r>
+          </w:p>
+        </w:tc>
+        <w:tc>
+          <w:tcPr>
+            <w:tcW w:type="dxa" w:w="5112"/>
+          </w:tcPr>
+          <w:p>
+            <w:r>
+              <w:t>My record</w:t>
+            </w:r>
+          </w:p>
+        </w:tc>
+      </w:tr>
+      <w:tr>
+        <w:tc>
+          <w:tcPr>
+            <w:tcW w:type="dxa" w:w="5112"/>
+          </w:tcPr>
+          <w:p>
+            <w:r>
+              <w:t>This week’s input and deciding step</w:t>
+            </w:r>
+          </w:p>
+        </w:tc>
+        <w:tc>
+          <w:tcPr>
+            <w:tcW w:type="dxa" w:w="5112"/>
+          </w:tcPr>
+          <w:p>
+            <w:r/>
+          </w:p>
+        </w:tc>
+      </w:tr>
+      <w:tr>
+        <w:tc>
+          <w:tcPr>
+            <w:tcW w:type="dxa" w:w="5112"/>
+          </w:tcPr>
+          <w:p>
+            <w:r>
+              <w:t>Prediction and actual result (or labelled paper trace)</w:t>
+            </w:r>
+          </w:p>
+        </w:tc>
+        <w:tc>
+          <w:tcPr>
+            <w:tcW w:type="dxa" w:w="5112"/>
+          </w:tcPr>
+          <w:p>
+            <w:r/>
+          </w:p>
+        </w:tc>
+      </w:tr>
+      <w:tr>
+        <w:tc>
+          <w:tcPr>
+            <w:tcW w:type="dxa" w:w="5112"/>
+          </w:tcPr>
+          <w:p>
+            <w:r>
+              <w:t>One change since the previous checkpoint and why</w:t>
+            </w:r>
+          </w:p>
+        </w:tc>
+        <w:tc>
+          <w:tcPr>
+            <w:tcW w:type="dxa" w:w="5112"/>
+          </w:tcPr>
+          <w:p>
+            <w:r/>
+          </w:p>
+        </w:tc>
+      </w:tr>
+      <w:tr>
+        <w:tc>
+          <w:tcPr>
+            <w:tcW w:type="dxa" w:w="5112"/>
+          </w:tcPr>
+          <w:p>
+            <w:r>
+              <w:t>One error or limit and the next test</w:t>
+            </w:r>
+          </w:p>
+        </w:tc>
+        <w:tc>
+          <w:tcPr>
+            <w:tcW w:type="dxa" w:w="5112"/>
+          </w:tcPr>
+          <w:p>
+            <w:r/>
+          </w:p>
+        </w:tc>
+      </w:tr>
+    </w:tbl>
+    <w:p>
+      <w:pPr>
+        <w:pStyle w:val="Heading3"/>
+      </w:pPr>
+      <w:r>
+        <w:t>Explain what this week adds to your project. Reuse last week’s record rather than starting again.</w:t>
+      </w:r>
+    </w:p>
+    <w:p>
+      <w:r>
+        <w:t>________________________________________________________________</w:t>
+      </w:r>
+    </w:p>
+    <w:p>
+      <w:r>
+        <w:t>________________________________________________________________</w:t>
+      </w:r>
+    </w:p>
+    <w:p>
+      <w:r>
+        <w:t>________________________________________________________________</w:t>
+      </w:r>
+    </w:p>
+    <w:p>
+      <w:r>
+        <w:t>________________________________________________________________</w:t>
+      </w:r>
+    </w:p>
+    <w:p>
+      <w:r>
+        <w:t>________________________________________________________________</w:t>
+      </w:r>
+    </w:p>
     <w:sectPr>
       <w:pgSz w:w="12240" w:h="15840"/>
       <w:pgMar w:top="936" w:right="1008" w:bottom="936" w:left="1008" w:header="720" w:footer="720" w:gutter="0"/>

--- a/downloads/workbook/ai-6-week-10.docx
+++ b/downloads/workbook/ai-6-week-10.docx
@@ -1169,6 +1169,235 @@
         <w:t>________________________________________________________________</w:t>
       </w:r>
     </w:p>
+    <w:p>
+      <w:pPr>
+        <w:pStyle w:val="Heading1"/>
+      </w:pPr>
+      <w:r>
+        <w:t>14. Supported practice and learning evidence</w:t>
+      </w:r>
+    </w:p>
+    <w:p>
+      <w:r>
+        <w:t>Use this supported practice once, in the browser or on paper. Keep the reserved independent assessment for a separate first attempt before teacher feedback.</w:t>
+      </w:r>
+    </w:p>
+    <w:p>
+      <w:r>
+        <w:t>Four cases through a scoring pipeline. Two fixed versions answer the same four questions with frozen correct-or-incorrect labels.</w:t>
+      </w:r>
+    </w:p>
+    <w:p>
+      <w:pPr>
+        <w:pStyle w:val="Heading3"/>
+      </w:pPr>
+      <w:r>
+        <w:t>Practice 1: explain the deciding evidence</w:t>
+      </w:r>
+    </w:p>
+    <w:p>
+      <w:r>
+        <w:t>Which labelled step matches this detail? Case two separates the versions; case three fails for both.</w:t>
+      </w:r>
+    </w:p>
+    <w:p>
+      <w:r>
+        <w:t>1. Freeze cases</w:t>
+      </w:r>
+    </w:p>
+    <w:p>
+      <w:r>
+        <w:t>2. Inspect failures</w:t>
+      </w:r>
+    </w:p>
+    <w:p>
+      <w:r>
+        <w:t>3. Compute rates</w:t>
+      </w:r>
+    </w:p>
+    <w:p>
+      <w:pPr>
+        <w:pStyle w:val="Heading3"/>
+      </w:pPr>
+      <w:r>
+        <w:t>My selected conclusion, deciding fact and explanation</w:t>
+      </w:r>
+    </w:p>
+    <w:p>
+      <w:r>
+        <w:t>________________________________________________________________</w:t>
+      </w:r>
+    </w:p>
+    <w:p>
+      <w:r>
+        <w:t>________________________________________________________________</w:t>
+      </w:r>
+    </w:p>
+    <w:p>
+      <w:r>
+        <w:t>________________________________________________________________</w:t>
+      </w:r>
+    </w:p>
+    <w:p>
+      <w:r>
+        <w:t>________________________________________________________________</w:t>
+      </w:r>
+    </w:p>
+    <w:p>
+      <w:r>
+        <w:t>________________________________________________________________</w:t>
+      </w:r>
+    </w:p>
+    <w:p>
+      <w:r>
+        <w:t>Hint if needed: Read the steps in the pictorial case. Match the supplied detail to the stage that performs or records it.</w:t>
+      </w:r>
+    </w:p>
+    <w:p>
+      <w:r>
+        <w:t>After your attempt, compare with the supported explanation: Inspect failures Case two separates the versions; case three fails for both. A pipeline preserves comparable cases, version labels and scoring. Report the denominator and disagreements alongside percentages.</w:t>
+      </w:r>
+    </w:p>
+    <w:p>
+      <w:pPr>
+        <w:pStyle w:val="Heading3"/>
+      </w:pPr>
+      <w:r>
+        <w:t>Practice 2: explain the deciding evidence</w:t>
+      </w:r>
+    </w:p>
+    <w:p>
+      <w:r>
+        <w:t>Changed-case practice: Remove the shared failed third case after scoring. Which conclusion is supported by the supplied facts?</w:t>
+      </w:r>
+    </w:p>
+    <w:p>
+      <w:r>
+        <w:t>1. Rates become 3/3 and 2/3, but this selectively edited evaluation is misleading.</w:t>
+      </w:r>
+    </w:p>
+    <w:p>
+      <w:r>
+        <w:t>2. This one example guarantees correct results for every future input.</w:t>
+      </w:r>
+    </w:p>
+    <w:p>
+      <w:r>
+        <w:t>3. We can decide the result without examining the changed input or the procedure.</w:t>
+      </w:r>
+    </w:p>
+    <w:p>
+      <w:pPr>
+        <w:pStyle w:val="Heading3"/>
+      </w:pPr>
+      <w:r>
+        <w:t>My selected conclusion, deciding fact and explanation</w:t>
+      </w:r>
+    </w:p>
+    <w:p>
+      <w:r>
+        <w:t>________________________________________________________________</w:t>
+      </w:r>
+    </w:p>
+    <w:p>
+      <w:r>
+        <w:t>________________________________________________________________</w:t>
+      </w:r>
+    </w:p>
+    <w:p>
+      <w:r>
+        <w:t>________________________________________________________________</w:t>
+      </w:r>
+    </w:p>
+    <w:p>
+      <w:r>
+        <w:t>________________________________________________________________</w:t>
+      </w:r>
+    </w:p>
+    <w:p>
+      <w:r>
+        <w:t>________________________________________________________________</w:t>
+      </w:r>
+    </w:p>
+    <w:p>
+      <w:r>
+        <w:t>Hint if needed: Use the changed condition and the deciding step in the pictorial trace. The answer must say what follows from those facts.</w:t>
+      </w:r>
+    </w:p>
+    <w:p>
+      <w:r>
+        <w:t>After your attempt, compare with the supported explanation: Rates become 3/3 and 2/3, but this selectively edited evaluation is misleading. The population changed after seeing failures, concealing a weakness.</w:t>
+      </w:r>
+    </w:p>
+    <w:p>
+      <w:pPr>
+        <w:pStyle w:val="Heading3"/>
+      </w:pPr>
+      <w:r>
+        <w:t>Repair a missing building block</w:t>
+      </w:r>
+    </w:p>
+    <w:p>
+      <w:r>
+        <w:t>Review Integration tests and fixtures (ai-6/9). Goal: Explain the mechanism and terminology of integration tests and fixtures. Short practice: Follow request N through the fixture and adapter. Which source and item should appear in the reply, and what precisely fails when the adapter returns M?. Return to this week and explain what you changed.</w:t>
+      </w:r>
+    </w:p>
+    <w:p>
+      <w:r>
+        <w:t>Review Testing pure components (ai-6/7). Goal: Explain the mechanism and terminology of testing pure components. Short practice: Predict the formatter outputs for 7 and 12, including spacing. Why does input 0 need rejection under this contract rather than an ordinary formatted response?. Return to this week and explain what you changed.</w:t>
+      </w:r>
+    </w:p>
+    <w:p>
+      <w:r>
+        <w:t>Review Configuration and secrets (ai-6/4). Goal: Explain the mechanism and terminology of configuration and secrets. Short practice: Point to the public setting and the protected credential. What changes when maximum_words becomes 60, and which information must never appear in the startup log?. Return to this week and explain what you changed.</w:t>
+      </w:r>
+    </w:p>
+    <w:p>
+      <w:pPr>
+        <w:pStyle w:val="Heading3"/>
+      </w:pPr>
+      <w:r>
+        <w:t>Keep your completed work</w:t>
+      </w:r>
+    </w:p>
+    <w:p>
+      <w:r>
+        <w:t>Use Download completed work in the hosted lesson to export your answers, reflections, practice feedback and code-run evidence. Open the HTML copy to read or print it. Drafts stay in this browser when storage is available; clear drafts on a shared device.</w:t>
+      </w:r>
+    </w:p>
+    <w:p>
+      <w:pPr>
+        <w:pStyle w:val="Heading3"/>
+      </w:pPr>
+      <w:r>
+        <w:t>What I repaired, the evidence I kept and the next test</w:t>
+      </w:r>
+    </w:p>
+    <w:p>
+      <w:r>
+        <w:t>________________________________________________________________</w:t>
+      </w:r>
+    </w:p>
+    <w:p>
+      <w:r>
+        <w:t>________________________________________________________________</w:t>
+      </w:r>
+    </w:p>
+    <w:p>
+      <w:r>
+        <w:t>________________________________________________________________</w:t>
+      </w:r>
+    </w:p>
+    <w:p>
+      <w:r>
+        <w:t>________________________________________________________________</w:t>
+      </w:r>
+    </w:p>
+    <w:p>
+      <w:r>
+        <w:t>________________________________________________________________</w:t>
+      </w:r>
+    </w:p>
     <w:sectPr>
       <w:pgSz w:w="12240" w:h="15840"/>
       <w:pgMar w:top="936" w:right="1008" w:bottom="936" w:left="1008" w:header="720" w:footer="720" w:gutter="0"/>

--- a/downloads/workbook/ai-6-week-10.docx
+++ b/downloads/workbook/ai-6-week-10.docx
@@ -30,33 +30,45 @@
     </w:p>
     <w:p>
       <w:r>
-        <w:t>Try the recall before opening notes. Then use a different colour or a labelled second line to correct your explanation.</w:t>
+        <w:t>Record your starting explanation for Evaluation pipelines before opening notes. Show any later correction separately.</w:t>
       </w:r>
     </w:p>
     <w:p>
       <w:pPr>
-        <w:pStyle w:val="Heading3"/>
-      </w:pPr>
-      <w:r>
-        <w:t>Integration tests and fixtures</w:t>
+        <w:spacing w:line="336" w:lineRule="auto" w:after="180"/>
+      </w:pPr>
+      <w:r>
+        <w:rPr>
+          <w:b w:val="0"/>
+        </w:rPr>
+        <w:t>Try the recall before opening notes. Then use a different colour or a labelled second line to correct your explanation.</w:t>
       </w:r>
     </w:p>
     <w:p>
-      <w:r>
-        <w:t>Without opening the old lesson, explain one key idea from Integration tests and fixtures. Give an example and a mistake that the idea helps you avoid.</w:t>
+      <w:pPr>
+        <w:pStyle w:val="Heading3"/>
+      </w:pPr>
+      <w:r>
+        <w:t>Integration tests and fixtures</w:t>
       </w:r>
     </w:p>
     <w:p>
       <w:pPr>
-        <w:pStyle w:val="Heading3"/>
-      </w:pPr>
-      <w:r>
-        <w:t>My remembered idea, example and correction</w:t>
+        <w:spacing w:line="336" w:lineRule="auto" w:after="180"/>
+      </w:pPr>
+      <w:r>
+        <w:rPr>
+          <w:b w:val="0"/>
+        </w:rPr>
+        <w:t>Without opening the old lesson, explain one key idea from Integration tests and fixtures. Give an example and a mistake that the idea helps you avoid.</w:t>
       </w:r>
     </w:p>
     <w:p>
-      <w:r>
-        <w:t>________________________________________________________________</w:t>
+      <w:pPr>
+        <w:pStyle w:val="Heading3"/>
+      </w:pPr>
+      <w:r>
+        <w:t>My remembered idea, example and correction</w:t>
       </w:r>
     </w:p>
     <w:p>
@@ -70,29 +82,35 @@
       </w:r>
     </w:p>
     <w:p>
-      <w:pPr>
-        <w:pStyle w:val="Heading3"/>
-      </w:pPr>
-      <w:r>
-        <w:t>Testing pure components</w:t>
+      <w:r>
+        <w:t>________________________________________________________________</w:t>
       </w:r>
     </w:p>
     <w:p>
-      <w:r>
-        <w:t>Without opening the old lesson, explain one key idea from Testing pure components. Give an example and a mistake that the idea helps you avoid.</w:t>
+      <w:pPr>
+        <w:pStyle w:val="Heading3"/>
+      </w:pPr>
+      <w:r>
+        <w:t>Testing pure components</w:t>
       </w:r>
     </w:p>
     <w:p>
       <w:pPr>
-        <w:pStyle w:val="Heading3"/>
-      </w:pPr>
-      <w:r>
-        <w:t>My remembered idea, example and correction</w:t>
+        <w:spacing w:line="336" w:lineRule="auto" w:after="180"/>
+      </w:pPr>
+      <w:r>
+        <w:rPr>
+          <w:b w:val="0"/>
+        </w:rPr>
+        <w:t>Without opening the old lesson, explain one key idea from Testing pure components. Give an example and a mistake that the idea helps you avoid.</w:t>
       </w:r>
     </w:p>
     <w:p>
-      <w:r>
-        <w:t>________________________________________________________________</w:t>
+      <w:pPr>
+        <w:pStyle w:val="Heading3"/>
+      </w:pPr>
+      <w:r>
+        <w:t>My remembered idea, example and correction</w:t>
       </w:r>
     </w:p>
     <w:p>
@@ -106,29 +124,35 @@
       </w:r>
     </w:p>
     <w:p>
-      <w:pPr>
-        <w:pStyle w:val="Heading3"/>
-      </w:pPr>
-      <w:r>
-        <w:t>Configuration and secrets</w:t>
+      <w:r>
+        <w:t>________________________________________________________________</w:t>
       </w:r>
     </w:p>
     <w:p>
-      <w:r>
-        <w:t>Without opening the old lesson, explain one key idea from Configuration and secrets. Give an example and a mistake that the idea helps you avoid.</w:t>
+      <w:pPr>
+        <w:pStyle w:val="Heading3"/>
+      </w:pPr>
+      <w:r>
+        <w:t>Configuration and secrets</w:t>
       </w:r>
     </w:p>
     <w:p>
       <w:pPr>
-        <w:pStyle w:val="Heading3"/>
-      </w:pPr>
-      <w:r>
-        <w:t>My remembered idea, example and correction</w:t>
+        <w:spacing w:line="336" w:lineRule="auto" w:after="180"/>
+      </w:pPr>
+      <w:r>
+        <w:rPr>
+          <w:b w:val="0"/>
+        </w:rPr>
+        <w:t>Without opening the old lesson, explain one key idea from Configuration and secrets. Give an example and a mistake that the idea helps you avoid.</w:t>
       </w:r>
     </w:p>
     <w:p>
-      <w:r>
-        <w:t>________________________________________________________________</w:t>
+      <w:pPr>
+        <w:pStyle w:val="Heading3"/>
+      </w:pPr>
+      <w:r>
+        <w:t>My remembered idea, example and correction</w:t>
       </w:r>
     </w:p>
     <w:p>
@@ -142,15 +166,31 @@
       </w:r>
     </w:p>
     <w:p>
-      <w:pPr>
-        <w:pStyle w:val="Heading1"/>
-      </w:pPr>
-      <w:r>
-        <w:t>02. Practise with fading help</w:t>
+      <w:r>
+        <w:t>________________________________________________________________</w:t>
       </w:r>
     </w:p>
     <w:p>
-      <w:r>
+      <w:pPr>
+        <w:pStyle w:val="Heading1"/>
+      </w:pPr>
+      <w:r>
+        <w:t>02. Practise with fading help</w:t>
+      </w:r>
+    </w:p>
+    <w:p>
+      <w:r>
+        <w:t>Complete the supported Evaluation pipelines trace and record the first step you can explain without help.</w:t>
+      </w:r>
+    </w:p>
+    <w:p>
+      <w:pPr>
+        <w:spacing w:line="336" w:lineRule="auto" w:after="180"/>
+      </w:pPr>
+      <w:r>
+        <w:rPr>
+          <w:b w:val="0"/>
+        </w:rPr>
         <w:t>Use W2: Trace the worked case for Evaluation pipelines. Record the answer once; the lesson and workbook refer to the same attempt.</w:t>
       </w:r>
     </w:p>
@@ -279,25 +319,37 @@
     </w:p>
     <w:p>
       <w:r>
-        <w:t>Use the worked case for Evaluation pipelines. Proposed explanation: “The worked result establishes every future case”. Decide whether this explanation is supported. Point to the step or supplied fact that decides; explain your repair if needed.</w:t>
+        <w:t>Check the proposed Evaluation pipelines explanation against the supplied facts before discussing it.</w:t>
       </w:r>
     </w:p>
     <w:p>
       <w:pPr>
-        <w:pStyle w:val="Heading3"/>
-      </w:pPr>
-      <w:r>
-        <w:t>My explanation before partner discussion</w:t>
+        <w:spacing w:line="336" w:lineRule="auto" w:after="180"/>
+      </w:pPr>
+      <w:r>
+        <w:rPr>
+          <w:b w:val="0"/>
+        </w:rPr>
+        <w:t>Use the worked case for Evaluation pipelines. Proposed explanation: “The worked result establishes every future case”. Decide whether this explanation is supported.</w:t>
       </w:r>
     </w:p>
     <w:p>
-      <w:r>
-        <w:t>________________________________________________________________</w:t>
+      <w:pPr>
+        <w:spacing w:line="336" w:lineRule="auto" w:after="180"/>
+      </w:pPr>
+      <w:r>
+        <w:rPr>
+          <w:b w:val="0"/>
+        </w:rPr>
+        <w:t>Point to the step or supplied fact that decides; explain your repair if needed.</w:t>
       </w:r>
     </w:p>
     <w:p>
-      <w:r>
-        <w:t>________________________________________________________________</w:t>
+      <w:pPr>
+        <w:pStyle w:val="Heading3"/>
+      </w:pPr>
+      <w:r>
+        <w:t>My explanation before partner discussion</w:t>
       </w:r>
     </w:p>
     <w:p>
@@ -311,47 +363,53 @@
       </w:r>
     </w:p>
     <w:p>
-      <w:pPr>
-        <w:pStyle w:val="Heading1"/>
-      </w:pPr>
-      <w:r>
-        <w:t>04. Independent transfer case</w:t>
+      <w:r>
+        <w:t>________________________________________________________________</w:t>
       </w:r>
     </w:p>
     <w:p>
-      <w:pPr>
-        <w:pStyle w:val="Heading3"/>
-      </w:pPr>
-      <w:r>
-        <w:t>Independent case: Apply a new case independently</w:t>
+      <w:r>
+        <w:t>________________________________________________________________</w:t>
       </w:r>
     </w:p>
     <w:p>
-      <w:r>
-        <w:t>Eight planned cases, six complete, five pass, one fail. Give observed pass rate and coverage.</w:t>
+      <w:pPr>
+        <w:pStyle w:val="Heading1"/>
+      </w:pPr>
+      <w:r>
+        <w:t>04. Independent transfer case</w:t>
       </w:r>
     </w:p>
     <w:p>
-      <w:pPr>
-        <w:pStyle w:val="Heading3"/>
-      </w:pPr>
-      <w:r>
-        <w:t>My independent explanation, trace and limits</w:t>
+      <w:r>
+        <w:t>Write one first attempt at the reserved independent case before feedback. Repeated copies of that case refer to the same recorded attempt.</w:t>
       </w:r>
     </w:p>
     <w:p>
-      <w:r>
-        <w:t>________________________________________________________________</w:t>
+      <w:pPr>
+        <w:pStyle w:val="Heading3"/>
+      </w:pPr>
+      <w:r>
+        <w:t>Independent case: Apply a new case independently</w:t>
       </w:r>
     </w:p>
     <w:p>
-      <w:r>
-        <w:t>________________________________________________________________</w:t>
+      <w:pPr>
+        <w:spacing w:line="336" w:lineRule="auto" w:after="180"/>
+      </w:pPr>
+      <w:r>
+        <w:rPr>
+          <w:b w:val="0"/>
+        </w:rPr>
+        <w:t>Eight planned cases, six complete, five pass, one fail. Give observed pass rate and coverage.</w:t>
       </w:r>
     </w:p>
     <w:p>
-      <w:r>
-        <w:t>________________________________________________________________</w:t>
+      <w:pPr>
+        <w:pStyle w:val="Heading3"/>
+      </w:pPr>
+      <w:r>
+        <w:t>My independent explanation, trace and limits</w:t>
       </w:r>
     </w:p>
     <w:p>
@@ -376,48 +434,96 @@
     </w:p>
     <w:p>
       <w:r>
-        <w:t>Attempt this case before feedback. Record any help. Earlier examples below are further practice; a case already practised with feedback cannot establish fresh transfer.</w:t>
+        <w:t>________________________________________________________________</w:t>
       </w:r>
     </w:p>
     <w:p>
-      <w:pPr>
-        <w:pStyle w:val="Heading1"/>
-      </w:pPr>
-      <w:r>
-        <w:t>05. W1 Explain the mechanism</w:t>
+      <w:r>
+        <w:t>________________________________________________________________</w:t>
       </w:r>
     </w:p>
     <w:p>
       <w:r>
-        <w:t>Explain the weekly mechanism in your own words. Use the worked scenario to name its input, decision rule and output.</w:t>
+        <w:t>________________________________________________________________</w:t>
       </w:r>
     </w:p>
     <w:p>
       <w:pPr>
-        <w:pStyle w:val="Heading3"/>
-      </w:pPr>
-      <w:r>
-        <w:t>My reasoning and evidence</w:t>
+        <w:spacing w:line="336" w:lineRule="auto" w:after="180"/>
+      </w:pPr>
+      <w:r>
+        <w:rPr>
+          <w:b w:val="0"/>
+        </w:rPr>
+        <w:t>Attempt this case before feedback. Record any help. Earlier examples below are further practice; a case already practised with feedback cannot establish fresh transfer.</w:t>
       </w:r>
     </w:p>
     <w:p>
-      <w:r>
-        <w:t>________________________________________________________________</w:t>
+      <w:pPr>
+        <w:pStyle w:val="Heading1"/>
+      </w:pPr>
+      <w:r>
+        <w:t>05. W1 Explain the mechanism</w:t>
       </w:r>
     </w:p>
     <w:p>
       <w:r>
-        <w:t>________________________________________________________________</w:t>
+        <w:t>Explain the mechanism. Apply the supplied Evaluation pipelines facts and keep your reasoning.</w:t>
       </w:r>
     </w:p>
     <w:p>
-      <w:r>
-        <w:t>________________________________________________________________</w:t>
+      <w:pPr>
+        <w:spacing w:line="336" w:lineRule="auto" w:after="180"/>
+      </w:pPr>
+      <w:r>
+        <w:rPr>
+          <w:b w:val="0"/>
+        </w:rPr>
+        <w:t xml:space="preserve">Explain the weekly </w:t>
+      </w:r>
+      <w:r>
+        <w:rPr>
+          <w:b/>
+        </w:rPr>
+        <w:t>mechanism</w:t>
+      </w:r>
+      <w:r>
+        <w:rPr>
+          <w:b w:val="0"/>
+        </w:rPr>
+        <w:t xml:space="preserve"> in your own words. Use the worked scenario to name its </w:t>
+      </w:r>
+      <w:r>
+        <w:rPr>
+          <w:b/>
+        </w:rPr>
+        <w:t>input</w:t>
+      </w:r>
+      <w:r>
+        <w:rPr>
+          <w:b w:val="0"/>
+        </w:rPr>
+        <w:t xml:space="preserve">, decision rule and </w:t>
+      </w:r>
+      <w:r>
+        <w:rPr>
+          <w:b/>
+        </w:rPr>
+        <w:t>output</w:t>
+      </w:r>
+      <w:r>
+        <w:rPr>
+          <w:b w:val="0"/>
+        </w:rPr>
+        <w:t>.</w:t>
       </w:r>
     </w:p>
     <w:p>
-      <w:r>
-        <w:t>________________________________________________________________</w:t>
+      <w:pPr>
+        <w:pStyle w:val="Heading3"/>
+      </w:pPr>
+      <w:r>
+        <w:t>My reasoning and evidence</w:t>
       </w:r>
     </w:p>
     <w:p>
@@ -431,24 +537,18 @@
       </w:r>
     </w:p>
     <w:p>
-      <w:pPr>
-        <w:pStyle w:val="Heading1"/>
-      </w:pPr>
-      <w:r>
-        <w:t>06. W2 Trace the worked case</w:t>
+      <w:r>
+        <w:t>________________________________________________________________</w:t>
       </w:r>
     </w:p>
     <w:p>
       <w:r>
-        <w:t>Six cases are planned; five run, four pass and one fails. One is skipped. Show the intermediate steps and give the conclusion with its scope.</w:t>
+        <w:t>________________________________________________________________</w:t>
       </w:r>
     </w:p>
     <w:p>
-      <w:pPr>
-        <w:pStyle w:val="Heading3"/>
-      </w:pPr>
-      <w:r>
-        <w:t>My reasoning and evidence</w:t>
+      <w:r>
+        <w:t>________________________________________________________________</w:t>
       </w:r>
     </w:p>
     <w:p>
@@ -457,23 +557,35 @@
       </w:r>
     </w:p>
     <w:p>
-      <w:r>
-        <w:t>________________________________________________________________</w:t>
+      <w:pPr>
+        <w:pStyle w:val="Heading1"/>
+      </w:pPr>
+      <w:r>
+        <w:t>06. W2 Trace the worked case</w:t>
       </w:r>
     </w:p>
     <w:p>
       <w:r>
-        <w:t>________________________________________________________________</w:t>
+        <w:t>Trace the worked case. Apply the supplied Evaluation pipelines facts and keep your reasoning.</w:t>
       </w:r>
     </w:p>
     <w:p>
-      <w:r>
-        <w:t>________________________________________________________________</w:t>
+      <w:pPr>
+        <w:spacing w:line="336" w:lineRule="auto" w:after="180"/>
+      </w:pPr>
+      <w:r>
+        <w:rPr>
+          <w:b w:val="0"/>
+        </w:rPr>
+        <w:t>Six cases are planned; five run, four pass and one fails. One is skipped. Show the intermediate steps and give the conclusion with its scope.</w:t>
       </w:r>
     </w:p>
     <w:p>
-      <w:r>
-        <w:t>________________________________________________________________</w:t>
+      <w:pPr>
+        <w:pStyle w:val="Heading3"/>
+      </w:pPr>
+      <w:r>
+        <w:t>My reasoning and evidence</w:t>
       </w:r>
     </w:p>
     <w:p>
@@ -487,24 +599,18 @@
       </w:r>
     </w:p>
     <w:p>
-      <w:pPr>
-        <w:pStyle w:val="Heading1"/>
-      </w:pPr>
-      <w:r>
-        <w:t>07. W3 Audit the limit</w:t>
+      <w:r>
+        <w:t>________________________________________________________________</w:t>
       </w:r>
     </w:p>
     <w:p>
       <w:r>
-        <w:t>A report omits this qualification: Missing evaluations can bias results; neither completion rate nor pass rate should hide the other. Explain how omitting it could change a reader's interpretation, and write an accurate replacement.</w:t>
+        <w:t>________________________________________________________________</w:t>
       </w:r>
     </w:p>
     <w:p>
-      <w:pPr>
-        <w:pStyle w:val="Heading3"/>
-      </w:pPr>
-      <w:r>
-        <w:t>My reasoning and evidence</w:t>
+      <w:r>
+        <w:t>________________________________________________________________</w:t>
       </w:r>
     </w:p>
     <w:p>
@@ -518,44 +624,56 @@
       </w:r>
     </w:p>
     <w:p>
-      <w:r>
-        <w:t>________________________________________________________________</w:t>
+      <w:pPr>
+        <w:pStyle w:val="Heading1"/>
+      </w:pPr>
+      <w:r>
+        <w:t>07. W3 Audit the limit</w:t>
       </w:r>
     </w:p>
     <w:p>
       <w:r>
-        <w:t>________________________________________________________________</w:t>
+        <w:t>Audit the limit. Apply the supplied Evaluation pipelines facts and keep your reasoning.</w:t>
       </w:r>
     </w:p>
     <w:p>
-      <w:r>
-        <w:t>________________________________________________________________</w:t>
+      <w:pPr>
+        <w:spacing w:line="336" w:lineRule="auto" w:after="180"/>
+      </w:pPr>
+      <w:r>
+        <w:rPr>
+          <w:b w:val="0"/>
+        </w:rPr>
+        <w:t>A report omits this qualification: Missing evaluations can bias results; neither completion rate nor pass rate should hide the other.</w:t>
       </w:r>
     </w:p>
     <w:p>
-      <w:r>
-        <w:t>________________________________________________________________</w:t>
+      <w:pPr>
+        <w:spacing w:line="336" w:lineRule="auto" w:after="180"/>
+      </w:pPr>
+      <w:r>
+        <w:rPr>
+          <w:b w:val="0"/>
+        </w:rPr>
+        <w:t>Explain how omitting it could change a reader's interpretation, and write an accurate replacement.</w:t>
       </w:r>
     </w:p>
     <w:p>
       <w:pPr>
-        <w:pStyle w:val="Heading1"/>
-      </w:pPr>
-      <w:r>
-        <w:t>08. W4 Apply a new case independently</w:t>
+        <w:pStyle w:val="Heading3"/>
+      </w:pPr>
+      <w:r>
+        <w:t>My reasoning and evidence</w:t>
       </w:r>
     </w:p>
     <w:p>
       <w:r>
-        <w:t>Eight planned cases, six complete, five pass, one fail. Give observed pass rate and coverage.</w:t>
+        <w:t>________________________________________________________________</w:t>
       </w:r>
     </w:p>
     <w:p>
-      <w:pPr>
-        <w:pStyle w:val="Heading3"/>
-      </w:pPr>
-      <w:r>
-        <w:t>My reasoning and evidence</w:t>
+      <w:r>
+        <w:t>________________________________________________________________</w:t>
       </w:r>
     </w:p>
     <w:p>
@@ -579,44 +697,50 @@
       </w:r>
     </w:p>
     <w:p>
-      <w:r>
-        <w:t>________________________________________________________________</w:t>
+      <w:pPr>
+        <w:pStyle w:val="Heading1"/>
+      </w:pPr>
+      <w:r>
+        <w:t>08. W4 Apply a new case independently</w:t>
       </w:r>
     </w:p>
     <w:p>
       <w:r>
-        <w:t>________________________________________________________________</w:t>
+        <w:t>Attempt before feedback. If this repeats the selected independent case, reuse that first attempt; otherwise keep a separate record. Apply a new case independently. Apply the supplied Evaluation pipelines facts and keep your reasoning.</w:t>
       </w:r>
     </w:p>
     <w:p>
-      <w:r>
-        <w:t>________________________________________________________________</w:t>
+      <w:pPr>
+        <w:spacing w:line="336" w:lineRule="auto" w:after="180"/>
+      </w:pPr>
+      <w:r>
+        <w:rPr>
+          <w:b w:val="0"/>
+        </w:rPr>
+        <w:t>Eight planned cases, six complete, five pass, one fail. Give observed pass rate and coverage.</w:t>
       </w:r>
     </w:p>
     <w:p>
-      <w:r>
-        <w:t>________________________________________________________________</w:t>
+      <w:pPr>
+        <w:pStyle w:val="Heading3"/>
+      </w:pPr>
+      <w:r>
+        <w:t>My reasoning and evidence</w:t>
       </w:r>
     </w:p>
     <w:p>
-      <w:pPr>
-        <w:pStyle w:val="Heading1"/>
-      </w:pPr>
-      <w:r>
-        <w:t>09. W5 Design a revealing follow-up</w:t>
+      <w:r>
+        <w:t>________________________________________________________________</w:t>
       </w:r>
     </w:p>
     <w:p>
       <w:r>
-        <w:t>For the worked scenario, propose one additional case that could reveal a failure, describe its expected outcome before running it, and explain what would need to remain fixed for a fair comparison. Do not reuse W4 as a new final test after receiving feedback.</w:t>
+        <w:t>________________________________________________________________</w:t>
       </w:r>
     </w:p>
     <w:p>
-      <w:pPr>
-        <w:pStyle w:val="Heading3"/>
-      </w:pPr>
-      <w:r>
-        <w:t>My reasoning and evidence</w:t>
+      <w:r>
+        <w:t>________________________________________________________________</w:t>
       </w:r>
     </w:p>
     <w:p>
@@ -645,26 +769,38 @@
       </w:r>
     </w:p>
     <w:p>
-      <w:r>
-        <w:t>________________________________________________________________</w:t>
+      <w:pPr>
+        <w:pStyle w:val="Heading1"/>
+      </w:pPr>
+      <w:r>
+        <w:t>09. W5 Design a revealing follow-up</w:t>
       </w:r>
     </w:p>
     <w:p>
       <w:r>
-        <w:t>________________________________________________________________</w:t>
+        <w:t>Design a revealing follow-up. Apply the supplied Evaluation pipelines facts and keep your reasoning.</w:t>
       </w:r>
     </w:p>
     <w:p>
       <w:pPr>
-        <w:pStyle w:val="Heading1"/>
-      </w:pPr>
-      <w:r>
-        <w:t>10. Project checkpoint and reflection</w:t>
+        <w:spacing w:line="336" w:lineRule="auto" w:after="180"/>
+      </w:pPr>
+      <w:r>
+        <w:rPr>
+          <w:b w:val="0"/>
+        </w:rPr>
+        <w:t>For the worked scenario, propose one additional case that could reveal a failure, describe its expected outcome before running it, and explain what would need to remain fixed for a fair comparison.</w:t>
       </w:r>
     </w:p>
     <w:p>
-      <w:r>
-        <w:t>Add a labelled evaluation pipelines evidence sheet to Grounded Learning Service. Show how you can explain the mechanism and terminology of evaluation pipelines. Use the supplied fictional case and keep its inputs, intermediate steps, calculation or prediction, and limitation. Connect this record to last week’s record; a matching answer without a trace is insufficient.</w:t>
+      <w:pPr>
+        <w:spacing w:line="336" w:lineRule="auto" w:after="180"/>
+      </w:pPr>
+      <w:r>
+        <w:rPr>
+          <w:b w:val="0"/>
+        </w:rPr>
+        <w:t>Do not reuse W4 as a new final test after receiving feedback.</w:t>
       </w:r>
     </w:p>
     <w:p>
@@ -672,7 +808,7 @@
         <w:pStyle w:val="Heading3"/>
       </w:pPr>
       <w:r>
-        <w:t>My project change, supporting evidence and remaining limit</w:t>
+        <w:t>My reasoning and evidence</w:t>
       </w:r>
     </w:p>
     <w:p>
@@ -706,11 +842,142 @@
       </w:r>
     </w:p>
     <w:p>
+      <w:r>
+        <w:t>________________________________________________________________</w:t>
+      </w:r>
+    </w:p>
+    <w:p>
       <w:pPr>
         <w:pStyle w:val="Heading1"/>
       </w:pPr>
       <w:r>
+        <w:t>10. Project checkpoint and reflection</w:t>
+      </w:r>
+    </w:p>
+    <w:p>
+      <w:r>
+        <w:t>Connect Evaluation pipelines to Grounded Learning Service, identify a limit and choose the next useful test.</w:t>
+      </w:r>
+    </w:p>
+    <w:p>
+      <w:pPr>
+        <w:spacing w:line="336" w:lineRule="auto" w:after="180"/>
+      </w:pPr>
+      <w:r>
+        <w:rPr>
+          <w:b w:val="0"/>
+        </w:rPr>
+        <w:t xml:space="preserve">Add a labelled evaluation pipelines </w:t>
+      </w:r>
+      <w:r>
+        <w:rPr>
+          <w:b/>
+        </w:rPr>
+        <w:t>evidence</w:t>
+      </w:r>
+      <w:r>
+        <w:rPr>
+          <w:b w:val="0"/>
+        </w:rPr>
+        <w:t xml:space="preserve"> sheet to Grounded Learning Service. Show how you can explain the </w:t>
+      </w:r>
+      <w:r>
+        <w:rPr>
+          <w:b/>
+        </w:rPr>
+        <w:t>mechanism</w:t>
+      </w:r>
+      <w:r>
+        <w:rPr>
+          <w:b w:val="0"/>
+        </w:rPr>
+        <w:t xml:space="preserve"> and terminology of evaluation pipelines.</w:t>
+      </w:r>
+    </w:p>
+    <w:p>
+      <w:pPr>
+        <w:spacing w:line="336" w:lineRule="auto" w:after="180"/>
+      </w:pPr>
+      <w:r>
+        <w:rPr>
+          <w:b w:val="0"/>
+        </w:rPr>
+        <w:t xml:space="preserve">Use the supplied fictional case and keep its </w:t>
+      </w:r>
+      <w:r>
+        <w:rPr>
+          <w:b/>
+        </w:rPr>
+        <w:t>input</w:t>
+      </w:r>
+      <w:r>
+        <w:rPr>
+          <w:b w:val="0"/>
+        </w:rPr>
+        <w:t xml:space="preserve">s, intermediate steps, calculation or </w:t>
+      </w:r>
+      <w:r>
+        <w:rPr>
+          <w:b/>
+        </w:rPr>
+        <w:t>prediction</w:t>
+      </w:r>
+      <w:r>
+        <w:rPr>
+          <w:b w:val="0"/>
+        </w:rPr>
+        <w:t>, and limitation. Connect this record to last week’s record; a matching answer without a trace is insufficient.</w:t>
+      </w:r>
+    </w:p>
+    <w:p>
+      <w:pPr>
+        <w:pStyle w:val="Heading3"/>
+      </w:pPr>
+      <w:r>
+        <w:t>My project change, supporting evidence and remaining limit</w:t>
+      </w:r>
+    </w:p>
+    <w:p>
+      <w:r>
+        <w:t>________________________________________________________________</w:t>
+      </w:r>
+    </w:p>
+    <w:p>
+      <w:r>
+        <w:t>________________________________________________________________</w:t>
+      </w:r>
+    </w:p>
+    <w:p>
+      <w:r>
+        <w:t>________________________________________________________________</w:t>
+      </w:r>
+    </w:p>
+    <w:p>
+      <w:r>
+        <w:t>________________________________________________________________</w:t>
+      </w:r>
+    </w:p>
+    <w:p>
+      <w:r>
+        <w:t>________________________________________________________________</w:t>
+      </w:r>
+    </w:p>
+    <w:p>
+      <w:r>
+        <w:t>________________________________________________________________</w:t>
+      </w:r>
+    </w:p>
+    <w:p>
+      <w:pPr>
+        <w:pStyle w:val="Heading1"/>
+      </w:pPr>
+      <w:r>
         <w:t>11. Feedback, return check and learning record</w:t>
+      </w:r>
+    </w:p>
+    <w:p>
+      <w:r>
+        <w:t>Record the first repaired step and a different case to revisit after a delay.</w:t>
       </w:r>
     </w:p>
     <w:tbl>
@@ -850,7 +1117,13 @@
       </w:tr>
     </w:tbl>
     <w:p>
-      <w:r>
+      <w:pPr>
+        <w:spacing w:line="336" w:lineRule="auto" w:after="180"/>
+      </w:pPr>
+      <w:r>
+        <w:rPr>
+          <w:b w:val="0"/>
+        </w:rPr>
         <w:t>Revisit this idea with your teacher after a delay. Familiarity is different from explaining and using it on a changed case.</w:t>
       </w:r>
     </w:p>
@@ -864,11 +1137,28 @@
     </w:p>
     <w:p>
       <w:r>
-        <w:t>Four cases through a scoring pipeline. Two fixed versions answer the same four questions with frozen correct-or-incorrect labels.</w:t>
+        <w:t>Four cases through a scoring pipeline. Two fixed versions answer the same four questions with frozen correct-or-incorrect labels. Explain the labelled step before checking the changed condition.</w:t>
       </w:r>
     </w:p>
     <w:p>
-      <w:r>
+      <w:pPr>
+        <w:spacing w:line="336" w:lineRule="auto" w:after="180"/>
+      </w:pPr>
+      <w:r>
+        <w:rPr>
+          <w:b w:val="0"/>
+        </w:rPr>
+        <w:t>Four cases through a scoring pipeline. Two fixed versions answer the same four questions with frozen correct-or-incorrect labels.</w:t>
+      </w:r>
+    </w:p>
+    <w:p>
+      <w:pPr>
+        <w:spacing w:line="336" w:lineRule="auto" w:after="180"/>
+      </w:pPr>
+      <w:r>
+        <w:rPr>
+          <w:b w:val="0"/>
+        </w:rPr>
         <w:t>A scores [1,1,0,1]; B scores [1,0,0,1]. Each 1 means agreement with the reference answer.</w:t>
       </w:r>
     </w:p>
@@ -945,7 +1235,13 @@
       </w:r>
     </w:p>
     <w:p>
-      <w:r>
+      <w:pPr>
+        <w:spacing w:line="336" w:lineRule="auto" w:after="180"/>
+      </w:pPr>
+      <w:r>
+        <w:rPr>
+          <w:b w:val="0"/>
+        </w:rPr>
         <w:t>Calculate A’s and B’s correct rates on all four cases. Identify their shared failure and explain why removing that case after scoring changes the honesty of the comparison.</w:t>
       </w:r>
     </w:p>
@@ -988,36 +1284,140 @@
       </w:r>
     </w:p>
     <w:p>
-      <w:r>
-        <w:t>Support used: alone / hint / worked example. This record is practice evidence.</w:t>
+      <w:pPr>
+        <w:pStyle w:val="Heading3"/>
+      </w:pPr>
+      <w:r>
+        <w:t>Record the help used</w:t>
       </w:r>
     </w:p>
     <w:p>
-      <w:r>
-        <w:t>Project connection: For the Grounded Learning Service, retain an annotated trace and the changed-case result. Name the contract or evidence that makes the deciding step valid, so another team can review it.</w:t>
+      <w:pPr>
+        <w:spacing w:line="336" w:lineRule="auto" w:after="180"/>
+        <w:shd w:fill="F1F6F8"/>
+      </w:pPr>
+      <w:r>
+        <w:rPr>
+          <w:b w:val="0"/>
+        </w:rPr>
+        <w:t xml:space="preserve">Support used: alone / hint / worked example. This record is practice </w:t>
+      </w:r>
+      <w:r>
+        <w:rPr>
+          <w:b/>
+        </w:rPr>
+        <w:t>evidence</w:t>
+      </w:r>
+      <w:r>
+        <w:rPr>
+          <w:b w:val="0"/>
+        </w:rPr>
+        <w:t>.</w:t>
       </w:r>
     </w:p>
     <w:p>
       <w:pPr>
-        <w:pStyle w:val="Heading1"/>
-      </w:pPr>
-      <w:r>
-        <w:t>13. Project portfolio milestone</w:t>
+        <w:spacing w:line="336" w:lineRule="auto" w:after="180"/>
+      </w:pPr>
+      <w:r>
+        <w:rPr>
+          <w:b w:val="0"/>
+        </w:rPr>
+        <w:t xml:space="preserve">Project connection: For the Grounded Learning Service, retain an annotated trace and the changed-case result. Name the contract or </w:t>
+      </w:r>
+      <w:r>
+        <w:rPr>
+          <w:b/>
+        </w:rPr>
+        <w:t>evidence</w:t>
+      </w:r>
+      <w:r>
+        <w:rPr>
+          <w:b w:val="0"/>
+        </w:rPr>
+        <w:t xml:space="preserve"> that makes the deciding step valid, so another team can review it.</w:t>
       </w:r>
     </w:p>
     <w:p>
-      <w:r>
-        <w:t>Project: Grounded Learning Service</w:t>
+      <w:pPr>
+        <w:pStyle w:val="Heading1"/>
+      </w:pPr>
+      <w:r>
+        <w:t>13. Project portfolio milestone</w:t>
       </w:r>
     </w:p>
     <w:p>
       <w:r>
-        <w:t>Current milestone: Make a transparent first version. Keep a trace of how one input becomes an output; explain the rule or learned component.</w:t>
+        <w:t>Keep this week’s input, deciding step, result and limit together in the Grounded Learning Service record.</w:t>
       </w:r>
     </w:p>
     <w:p>
-      <w:r>
-        <w:t>For the Grounded Learning Service, retain an annotated trace and the changed-case result. Name the contract or evidence that makes the deciding step valid, so another team can review it.</w:t>
+      <w:pPr>
+        <w:spacing w:line="336" w:lineRule="auto" w:after="180"/>
+      </w:pPr>
+      <w:r>
+        <w:rPr>
+          <w:b w:val="0"/>
+        </w:rPr>
+        <w:t>Project: Grounded Learning Service</w:t>
+      </w:r>
+    </w:p>
+    <w:p>
+      <w:pPr>
+        <w:spacing w:line="336" w:lineRule="auto" w:after="180"/>
+      </w:pPr>
+      <w:r>
+        <w:rPr>
+          <w:b w:val="0"/>
+        </w:rPr>
+        <w:t xml:space="preserve">Current milestone: Make a transparent first version. Keep a trace of how one </w:t>
+      </w:r>
+      <w:r>
+        <w:rPr>
+          <w:b/>
+        </w:rPr>
+        <w:t>input</w:t>
+      </w:r>
+      <w:r>
+        <w:rPr>
+          <w:b w:val="0"/>
+        </w:rPr>
+        <w:t xml:space="preserve"> becomes an </w:t>
+      </w:r>
+      <w:r>
+        <w:rPr>
+          <w:b/>
+        </w:rPr>
+        <w:t>output</w:t>
+      </w:r>
+      <w:r>
+        <w:rPr>
+          <w:b w:val="0"/>
+        </w:rPr>
+        <w:t>; explain the rule or learned component.</w:t>
+      </w:r>
+    </w:p>
+    <w:p>
+      <w:pPr>
+        <w:spacing w:line="336" w:lineRule="auto" w:after="180"/>
+      </w:pPr>
+      <w:r>
+        <w:rPr>
+          <w:b w:val="0"/>
+        </w:rPr>
+        <w:t xml:space="preserve">For the Grounded Learning Service, retain an annotated trace and the changed-case result. Name the contract or </w:t>
+      </w:r>
+      <w:r>
+        <w:rPr>
+          <w:b/>
+        </w:rPr>
+        <w:t>evidence</w:t>
+      </w:r>
+      <w:r>
+        <w:rPr>
+          <w:b w:val="0"/>
+        </w:rPr>
+        <w:t xml:space="preserve"> that makes the deciding step valid, so another team can review it.</w:t>
       </w:r>
     </w:p>
     <w:tbl>
@@ -1179,53 +1579,92 @@
     </w:p>
     <w:p>
       <w:r>
-        <w:t>Use this supported practice once, in the browser or on paper. Keep the reserved independent assessment for a separate first attempt before teacher feedback.</w:t>
+        <w:t>Try the supported questions before comparing with hints and feedback. Record what you repaired and the evidence you retained.</w:t>
       </w:r>
     </w:p>
     <w:p>
-      <w:r>
-        <w:t>Four cases through a scoring pipeline. Two fixed versions answer the same four questions with frozen correct-or-incorrect labels.</w:t>
+      <w:pPr>
+        <w:spacing w:line="336" w:lineRule="auto" w:after="180"/>
+      </w:pPr>
+      <w:r>
+        <w:rPr>
+          <w:b w:val="0"/>
+        </w:rPr>
+        <w:t>Use this supported practice once, in the browser or on paper. Keep the reserved independent assessment for a separate first attempt before teacher feedback.</w:t>
       </w:r>
     </w:p>
     <w:p>
       <w:pPr>
-        <w:pStyle w:val="Heading3"/>
-      </w:pPr>
-      <w:r>
-        <w:t>Practice 1: explain the deciding evidence</w:t>
+        <w:spacing w:line="336" w:lineRule="auto" w:after="180"/>
+      </w:pPr>
+      <w:r>
+        <w:rPr>
+          <w:b w:val="0"/>
+        </w:rPr>
+        <w:t>Four cases through a scoring pipeline. Two fixed versions answer the same four questions with frozen correct-or-incorrect labels.</w:t>
       </w:r>
     </w:p>
     <w:p>
-      <w:r>
-        <w:t>Which labelled step matches this detail? Case two separates the versions; case three fails for both.</w:t>
+      <w:pPr>
+        <w:pStyle w:val="Heading3"/>
+      </w:pPr>
+      <w:r>
+        <w:t>Practice 1: explain the deciding evidence</w:t>
       </w:r>
     </w:p>
     <w:p>
-      <w:r>
-        <w:t>1. Freeze cases</w:t>
+      <w:pPr>
+        <w:spacing w:line="336" w:lineRule="auto" w:after="180"/>
+      </w:pPr>
+      <w:r>
+        <w:rPr>
+          <w:b w:val="0"/>
+        </w:rPr>
+        <w:t>Which labelled step matches this detail? Case two separates the versions; case three fails for both.</w:t>
       </w:r>
     </w:p>
     <w:p>
-      <w:r>
-        <w:t>2. Inspect failures</w:t>
+      <w:pPr>
+        <w:spacing w:line="336" w:lineRule="auto" w:after="180"/>
+        <w:shd w:fill="F4F9FC"/>
+      </w:pPr>
+      <w:r>
+        <w:rPr>
+          <w:b w:val="0"/>
+        </w:rPr>
+        <w:t>1. Freeze cases</w:t>
       </w:r>
     </w:p>
     <w:p>
-      <w:r>
-        <w:t>3. Compute rates</w:t>
+      <w:pPr>
+        <w:spacing w:line="336" w:lineRule="auto" w:after="180"/>
+        <w:shd w:fill="F4F9FC"/>
+      </w:pPr>
+      <w:r>
+        <w:rPr>
+          <w:b w:val="0"/>
+        </w:rPr>
+        <w:t>2. Inspect failures</w:t>
       </w:r>
     </w:p>
     <w:p>
       <w:pPr>
-        <w:pStyle w:val="Heading3"/>
-      </w:pPr>
-      <w:r>
-        <w:t>My selected conclusion, deciding fact and explanation</w:t>
+        <w:spacing w:line="336" w:lineRule="auto" w:after="180"/>
+        <w:shd w:fill="F4F9FC"/>
+      </w:pPr>
+      <w:r>
+        <w:rPr>
+          <w:b w:val="0"/>
+        </w:rPr>
+        <w:t>3. Compute rates</w:t>
       </w:r>
     </w:p>
     <w:p>
-      <w:r>
-        <w:t>________________________________________________________________</w:t>
+      <w:pPr>
+        <w:pStyle w:val="Heading3"/>
+      </w:pPr>
+      <w:r>
+        <w:t>My selected conclusion, deciding fact and explanation</w:t>
       </w:r>
     </w:p>
     <w:p>
@@ -1250,40 +1689,67 @@
     </w:p>
     <w:p>
       <w:r>
-        <w:t>Hint if needed: Read the steps in the pictorial case. Match the supplied detail to the stage that performs or records it.</w:t>
+        <w:t>________________________________________________________________</w:t>
       </w:r>
     </w:p>
     <w:p>
-      <w:r>
-        <w:t>After your attempt, compare with the supported explanation: Inspect failures Case two separates the versions; case three fails for both. A pipeline preserves comparable cases, version labels and scoring. Report the denominator and disagreements alongside percentages.</w:t>
+      <w:pPr>
+        <w:pStyle w:val="Heading3"/>
+      </w:pPr>
+      <w:r>
+        <w:t>Hint · try first</w:t>
       </w:r>
     </w:p>
     <w:p>
       <w:pPr>
-        <w:pStyle w:val="Heading3"/>
-      </w:pPr>
-      <w:r>
-        <w:t>Practice 2: explain the deciding evidence</w:t>
+        <w:spacing w:line="336" w:lineRule="auto" w:after="180"/>
+        <w:shd w:fill="F1F6F8"/>
+      </w:pPr>
+      <w:r>
+        <w:rPr>
+          <w:b w:val="0"/>
+        </w:rPr>
+        <w:t>Hint if needed: Read the steps in the pictorial case. Match the supplied detail to the stage that performs or records it.</w:t>
       </w:r>
     </w:p>
     <w:p>
-      <w:r>
-        <w:t>Changed-case practice: Remove the shared failed third case after scoring. Which conclusion is supported by the supplied facts?</w:t>
+      <w:pPr>
+        <w:pStyle w:val="Heading3"/>
+      </w:pPr>
+      <w:r>
+        <w:t>Feedback · compare after trying</w:t>
       </w:r>
     </w:p>
     <w:p>
-      <w:r>
-        <w:t>1. Rates become 3/3 and 2/3, but this selectively edited evaluation is misleading.</w:t>
+      <w:pPr>
+        <w:spacing w:line="336" w:lineRule="auto" w:after="180"/>
+        <w:shd w:fill="F1F6FC"/>
+      </w:pPr>
+      <w:r>
+        <w:rPr>
+          <w:b w:val="0"/>
+        </w:rPr>
+        <w:t>After your attempt, compare with the supported explanation: Inspect failures Case two separates the versions; case three fails for both. A pipeline preserves comparable cases, version labels and scoring.</w:t>
       </w:r>
     </w:p>
     <w:p>
-      <w:r>
-        <w:t>2. This one example guarantees correct results for every future input.</w:t>
+      <w:pPr>
+        <w:spacing w:line="336" w:lineRule="auto" w:after="180"/>
+        <w:shd w:fill="F1F6FC"/>
+      </w:pPr>
+      <w:r>
+        <w:rPr>
+          <w:b w:val="0"/>
+        </w:rPr>
+        <w:t>Report the denominator and disagreements alongside percentages.</w:t>
       </w:r>
     </w:p>
     <w:p>
-      <w:r>
-        <w:t>3. We can decide the result without examining the changed input or the procedure.</w:t>
+      <w:pPr>
+        <w:pStyle w:val="Heading3"/>
+      </w:pPr>
+      <w:r>
+        <w:t>Practice 2: explain the deciding evidence</w:t>
       </w:r>
     </w:p>
     <w:p>
@@ -1291,91 +1757,1027 @@
         <w:pStyle w:val="Heading3"/>
       </w:pPr>
       <w:r>
-        <w:t>My selected conclusion, deciding fact and explanation</w:t>
+        <w:t>Changed case · predict first</w:t>
       </w:r>
     </w:p>
     <w:p>
-      <w:r>
-        <w:t>________________________________________________________________</w:t>
+      <w:pPr>
+        <w:spacing w:line="336" w:lineRule="auto" w:after="180"/>
+        <w:shd w:fill="F5F1FB"/>
+      </w:pPr>
+      <w:r>
+        <w:rPr>
+          <w:b w:val="0"/>
+        </w:rPr>
+        <w:t>Changed-case practice: Remove the shared failed third case after scoring. Which conclusion is supported by the supplied facts?</w:t>
       </w:r>
     </w:p>
     <w:p>
-      <w:r>
-        <w:t>________________________________________________________________</w:t>
+      <w:pPr>
+        <w:spacing w:line="336" w:lineRule="auto" w:after="180"/>
+        <w:shd w:fill="F4F9FC"/>
+      </w:pPr>
+      <w:r>
+        <w:rPr>
+          <w:b w:val="0"/>
+        </w:rPr>
+        <w:t>1. Rates become 3/3 and 2/3, but this selectively edited evaluation is misleading.</w:t>
       </w:r>
     </w:p>
     <w:p>
-      <w:r>
-        <w:t>________________________________________________________________</w:t>
+      <w:pPr>
+        <w:spacing w:line="336" w:lineRule="auto" w:after="180"/>
+        <w:shd w:fill="F4F9FC"/>
+      </w:pPr>
+      <w:r>
+        <w:rPr>
+          <w:b w:val="0"/>
+        </w:rPr>
+        <w:t xml:space="preserve">2. This one example guarantees correct results for every future </w:t>
+      </w:r>
+      <w:r>
+        <w:rPr>
+          <w:b/>
+        </w:rPr>
+        <w:t>input</w:t>
+      </w:r>
+      <w:r>
+        <w:rPr>
+          <w:b w:val="0"/>
+        </w:rPr>
+        <w:t>.</w:t>
       </w:r>
     </w:p>
     <w:p>
-      <w:r>
-        <w:t>________________________________________________________________</w:t>
+      <w:pPr>
+        <w:spacing w:line="336" w:lineRule="auto" w:after="180"/>
+        <w:shd w:fill="F4F9FC"/>
+      </w:pPr>
+      <w:r>
+        <w:rPr>
+          <w:b w:val="0"/>
+        </w:rPr>
+        <w:t xml:space="preserve">3. We can decide the result without examining the changed </w:t>
+      </w:r>
+      <w:r>
+        <w:rPr>
+          <w:b/>
+        </w:rPr>
+        <w:t>input</w:t>
+      </w:r>
+      <w:r>
+        <w:rPr>
+          <w:b w:val="0"/>
+        </w:rPr>
+        <w:t xml:space="preserve"> or the procedure.</w:t>
       </w:r>
     </w:p>
     <w:p>
-      <w:r>
-        <w:t>________________________________________________________________</w:t>
+      <w:pPr>
+        <w:pStyle w:val="Heading3"/>
+      </w:pPr>
+      <w:r>
+        <w:t>My selected conclusion, deciding fact and explanation</w:t>
       </w:r>
     </w:p>
     <w:p>
       <w:r>
-        <w:t>Hint if needed: Use the changed condition and the deciding step in the pictorial trace. The answer must say what follows from those facts.</w:t>
+        <w:t>________________________________________________________________</w:t>
       </w:r>
     </w:p>
     <w:p>
       <w:r>
-        <w:t>After your attempt, compare with the supported explanation: Rates become 3/3 and 2/3, but this selectively edited evaluation is misleading. The population changed after seeing failures, concealing a weakness.</w:t>
+        <w:t>________________________________________________________________</w:t>
       </w:r>
     </w:p>
     <w:p>
-      <w:pPr>
-        <w:pStyle w:val="Heading3"/>
-      </w:pPr>
-      <w:r>
-        <w:t>Repair a missing building block</w:t>
+      <w:r>
+        <w:t>________________________________________________________________</w:t>
       </w:r>
     </w:p>
     <w:p>
       <w:r>
-        <w:t>Review Integration tests and fixtures (ai-6/9). Goal: Explain the mechanism and terminology of integration tests and fixtures. Short practice: Follow request N through the fixture and adapter. Which source and item should appear in the reply, and what precisely fails when the adapter returns M?. Return to this week and explain what you changed.</w:t>
+        <w:t>________________________________________________________________</w:t>
       </w:r>
     </w:p>
     <w:p>
       <w:r>
-        <w:t>Review Testing pure components (ai-6/7). Goal: Explain the mechanism and terminology of testing pure components. Short practice: Predict the formatter outputs for 7 and 12, including spacing. Why does input 0 need rejection under this contract rather than an ordinary formatted response?. Return to this week and explain what you changed.</w:t>
+        <w:t>________________________________________________________________</w:t>
       </w:r>
     </w:p>
     <w:p>
-      <w:r>
-        <w:t>Review Configuration and secrets (ai-6/4). Goal: Explain the mechanism and terminology of configuration and secrets. Short practice: Point to the public setting and the protected credential. What changes when maximum_words becomes 60, and which information must never appear in the startup log?. Return to this week and explain what you changed.</w:t>
+      <w:pPr>
+        <w:pStyle w:val="Heading3"/>
+      </w:pPr>
+      <w:r>
+        <w:t>Hint · try first</w:t>
       </w:r>
     </w:p>
     <w:p>
       <w:pPr>
-        <w:pStyle w:val="Heading3"/>
-      </w:pPr>
-      <w:r>
-        <w:t>Keep your completed work</w:t>
+        <w:spacing w:line="336" w:lineRule="auto" w:after="180"/>
+        <w:shd w:fill="F1F6F8"/>
+      </w:pPr>
+      <w:r>
+        <w:rPr>
+          <w:b w:val="0"/>
+        </w:rPr>
+        <w:t>Hint if needed: Use the changed condition and the deciding step in the pictorial trace. The answer must say what follows from those facts.</w:t>
       </w:r>
     </w:p>
     <w:p>
-      <w:r>
-        <w:t>Use Download completed work in the hosted lesson to export your answers, reflections, practice feedback and code-run evidence. Open the HTML copy to read or print it. Drafts stay in this browser when storage is available; clear drafts on a shared device.</w:t>
+      <w:pPr>
+        <w:pStyle w:val="Heading3"/>
+      </w:pPr>
+      <w:r>
+        <w:t>Feedback · compare after trying</w:t>
       </w:r>
     </w:p>
     <w:p>
       <w:pPr>
-        <w:pStyle w:val="Heading3"/>
-      </w:pPr>
-      <w:r>
-        <w:t>What I repaired, the evidence I kept and the next test</w:t>
+        <w:spacing w:line="336" w:lineRule="auto" w:after="180"/>
+        <w:shd w:fill="F1F6FC"/>
+      </w:pPr>
+      <w:r>
+        <w:rPr>
+          <w:b w:val="0"/>
+        </w:rPr>
+        <w:t>After your attempt, compare with the supported explanation: Rates become 3/3 and 2/3, but this selectively edited evaluation is misleading. The population changed after seeing failures, concealing a weakness.</w:t>
       </w:r>
     </w:p>
     <w:p>
+      <w:pPr>
+        <w:pStyle w:val="Heading3"/>
+      </w:pPr>
+      <w:r>
+        <w:t>Repair a missing building block</w:t>
+      </w:r>
+    </w:p>
+    <w:p>
+      <w:pPr>
+        <w:spacing w:line="336" w:lineRule="auto" w:after="180"/>
+      </w:pPr>
+      <w:r>
+        <w:rPr>
+          <w:b w:val="0"/>
+        </w:rPr>
+        <w:t xml:space="preserve">Review Integration tests and fixtures (ai-6/9). Goal: Explain the </w:t>
+      </w:r>
+      <w:r>
+        <w:rPr>
+          <w:b/>
+        </w:rPr>
+        <w:t>mechanism</w:t>
+      </w:r>
+      <w:r>
+        <w:rPr>
+          <w:b w:val="0"/>
+        </w:rPr>
+        <w:t xml:space="preserve"> and terminology of integration tests and fixtures. Short practice: Follow request N through the fixture and adapter.</w:t>
+      </w:r>
+    </w:p>
+    <w:p>
+      <w:pPr>
+        <w:spacing w:line="336" w:lineRule="auto" w:after="180"/>
+      </w:pPr>
+      <w:r>
+        <w:rPr>
+          <w:b w:val="0"/>
+        </w:rPr>
+        <w:t>Which source and item should appear in the reply, and what precisely fails when the adapter returns M?. Return to this week and explain what you changed.</w:t>
+      </w:r>
+    </w:p>
+    <w:p>
+      <w:pPr>
+        <w:spacing w:line="336" w:lineRule="auto" w:after="180"/>
+      </w:pPr>
+      <w:r>
+        <w:rPr>
+          <w:b w:val="0"/>
+        </w:rPr>
+        <w:t xml:space="preserve">Review Testing pure components (ai-6/7). Goal: Explain the </w:t>
+      </w:r>
+      <w:r>
+        <w:rPr>
+          <w:b/>
+        </w:rPr>
+        <w:t>mechanism</w:t>
+      </w:r>
+      <w:r>
+        <w:rPr>
+          <w:b w:val="0"/>
+        </w:rPr>
+        <w:t xml:space="preserve"> and terminology of testing pure components. Short practice: Predict the formatter </w:t>
+      </w:r>
+      <w:r>
+        <w:rPr>
+          <w:b/>
+        </w:rPr>
+        <w:t>output</w:t>
+      </w:r>
+      <w:r>
+        <w:rPr>
+          <w:b w:val="0"/>
+        </w:rPr>
+        <w:t>s for 7 and 12, including spacing.</w:t>
+      </w:r>
+    </w:p>
+    <w:p>
+      <w:pPr>
+        <w:spacing w:line="336" w:lineRule="auto" w:after="180"/>
+      </w:pPr>
+      <w:r>
+        <w:rPr>
+          <w:b w:val="0"/>
+        </w:rPr>
+        <w:t xml:space="preserve">Why does </w:t>
+      </w:r>
+      <w:r>
+        <w:rPr>
+          <w:b/>
+        </w:rPr>
+        <w:t>input</w:t>
+      </w:r>
+      <w:r>
+        <w:rPr>
+          <w:b w:val="0"/>
+        </w:rPr>
+        <w:t xml:space="preserve"> 0 need rejection under this contract rather than an ordinary formatted response?. Return to this week and explain what you changed.</w:t>
+      </w:r>
+    </w:p>
+    <w:p>
+      <w:pPr>
+        <w:spacing w:line="336" w:lineRule="auto" w:after="180"/>
+      </w:pPr>
+      <w:r>
+        <w:rPr>
+          <w:b w:val="0"/>
+        </w:rPr>
+        <w:t xml:space="preserve">Review Configuration and secrets (ai-6/4). Goal: Explain the </w:t>
+      </w:r>
+      <w:r>
+        <w:rPr>
+          <w:b/>
+        </w:rPr>
+        <w:t>mechanism</w:t>
+      </w:r>
+      <w:r>
+        <w:rPr>
+          <w:b w:val="0"/>
+        </w:rPr>
+        <w:t xml:space="preserve"> and terminology of configuration and secrets. Short practice: Point to the public setting and the protected credential.</w:t>
+      </w:r>
+    </w:p>
+    <w:p>
+      <w:pPr>
+        <w:spacing w:line="336" w:lineRule="auto" w:after="180"/>
+      </w:pPr>
+      <w:r>
+        <w:rPr>
+          <w:b w:val="0"/>
+        </w:rPr>
+        <w:t>What changes when maximum_words becomes 60, and which information must never appear in the startup log?. Return to this week and explain what you changed.</w:t>
+      </w:r>
+    </w:p>
+    <w:p>
+      <w:pPr>
+        <w:pStyle w:val="Heading3"/>
+      </w:pPr>
+      <w:r>
+        <w:t>Keep your completed work</w:t>
+      </w:r>
+    </w:p>
+    <w:p>
+      <w:pPr>
+        <w:spacing w:line="336" w:lineRule="auto" w:after="180"/>
+      </w:pPr>
+      <w:r>
+        <w:rPr>
+          <w:b w:val="0"/>
+        </w:rPr>
+        <w:t xml:space="preserve">Use Download completed work in the hosted lesson to export your answers, reflections, practice feedback and code-run </w:t>
+      </w:r>
+      <w:r>
+        <w:rPr>
+          <w:b/>
+        </w:rPr>
+        <w:t>evidence</w:t>
+      </w:r>
+      <w:r>
+        <w:rPr>
+          <w:b w:val="0"/>
+        </w:rPr>
+        <w:t>. Open the HTML copy to read or print it.</w:t>
+      </w:r>
+    </w:p>
+    <w:p>
+      <w:pPr>
+        <w:spacing w:line="336" w:lineRule="auto" w:after="180"/>
+      </w:pPr>
+      <w:r>
+        <w:rPr>
+          <w:b w:val="0"/>
+        </w:rPr>
+        <w:t>Drafts stay in this browser when storage is available; clear drafts on a shared device.</w:t>
+      </w:r>
+    </w:p>
+    <w:p>
+      <w:pPr>
+        <w:pStyle w:val="Heading3"/>
+      </w:pPr>
+      <w:r>
+        <w:t>What I repaired, the evidence I kept and the next test</w:t>
+      </w:r>
+    </w:p>
+    <w:p>
       <w:r>
         <w:t>________________________________________________________________</w:t>
+      </w:r>
+    </w:p>
+    <w:p>
+      <w:r>
+        <w:t>________________________________________________________________</w:t>
+      </w:r>
+    </w:p>
+    <w:p>
+      <w:r>
+        <w:t>________________________________________________________________</w:t>
+      </w:r>
+    </w:p>
+    <w:p>
+      <w:r>
+        <w:t>________________________________________________________________</w:t>
+      </w:r>
+    </w:p>
+    <w:p>
+      <w:r>
+        <w:t>________________________________________________________________</w:t>
+      </w:r>
+    </w:p>
+    <w:p>
+      <w:pPr>
+        <w:pStyle w:val="Heading1"/>
+      </w:pPr>
+      <w:r>
+        <w:t>15. Visual concept journey</w:t>
+      </w:r>
+    </w:p>
+    <w:p>
+      <w:r>
+        <w:t>Explain each Evaluation pipelines picture from its labels, then record a relevant limit.</w:t>
+      </w:r>
+    </w:p>
+    <w:p>
+      <w:pPr>
+        <w:pStyle w:val="Heading3"/>
+      </w:pPr>
+      <w:r>
+        <w:t>01. Evaluation pipelines: the case</w:t>
+      </w:r>
+    </w:p>
+    <w:p>
+      <w:r>
+        <w:drawing>
+          <wp:inline xmlns:a="http://schemas.openxmlformats.org/drawingml/2006/main" xmlns:pic="http://schemas.openxmlformats.org/drawingml/2006/picture">
+            <wp:extent cx="5486400" cy="2834640"/>
+            <wp:docPr id="3" name="Picture 3" descr="Four cases through a scoring pipeline. Two fixed versions answer the same four questions with frozen correct-or-incorrect labels. Supplied facts: A scores [1,1,0,1]; B scores [1,0,0,1]. Each 1 means agreement with the reference answer."/>
+            <wp:cNvGraphicFramePr>
+              <a:graphicFrameLocks noChangeAspect="1"/>
+            </wp:cNvGraphicFramePr>
+            <a:graphic>
+              <a:graphicData uri="http://schemas.openxmlformats.org/drawingml/2006/picture">
+                <pic:pic>
+                  <pic:nvPicPr>
+                    <pic:cNvPr id="0" name="academy-story-ai-6-10-01.png"/>
+                    <pic:cNvPicPr/>
+                  </pic:nvPicPr>
+                  <pic:blipFill>
+                    <a:blip r:embed="rId11"/>
+                    <a:stretch>
+                      <a:fillRect/>
+                    </a:stretch>
+                  </pic:blipFill>
+                  <pic:spPr>
+                    <a:xfrm>
+                      <a:off x="0" y="0"/>
+                      <a:ext cx="5486400" cy="2834640"/>
+                    </a:xfrm>
+                    <a:prstGeom prst="rect"/>
+                  </pic:spPr>
+                </pic:pic>
+              </a:graphicData>
+            </a:graphic>
+          </wp:inline>
+        </w:drawing>
+      </w:r>
+    </w:p>
+    <w:p>
+      <w:pPr>
+        <w:spacing w:line="336" w:lineRule="auto" w:after="180"/>
+      </w:pPr>
+      <w:r>
+        <w:rPr>
+          <w:b w:val="0"/>
+        </w:rPr>
+        <w:t>Four cases through a scoring pipeline. Two fixed versions answer the same four questions with frozen correct-or-incorrect labels. Supplied facts: A scores [1,1,0,1]; B scores [1,0,0,1].</w:t>
+      </w:r>
+    </w:p>
+    <w:p>
+      <w:pPr>
+        <w:spacing w:line="336" w:lineRule="auto" w:after="180"/>
+      </w:pPr>
+      <w:r>
+        <w:rPr>
+          <w:b w:val="0"/>
+        </w:rPr>
+        <w:t>Each 1 means agreement with the reference answer.</w:t>
+      </w:r>
+    </w:p>
+    <w:p>
+      <w:pPr>
+        <w:spacing w:line="336" w:lineRule="auto" w:after="180"/>
+        <w:shd w:fill="F5F1FB"/>
+      </w:pPr>
+      <w:r>
+        <w:rPr>
+          <w:b w:val="0"/>
+        </w:rPr>
+        <w:t>Point to the given fact that matters most. Explain why it matters.</w:t>
+      </w:r>
+    </w:p>
+    <w:p>
+      <w:pPr>
+        <w:pStyle w:val="Heading3"/>
+      </w:pPr>
+      <w:r>
+        <w:t>My picture explanation, deciding evidence and one limit</w:t>
+      </w:r>
+    </w:p>
+    <w:p>
+      <w:r>
+        <w:t>________________________________________________________________</w:t>
+      </w:r>
+    </w:p>
+    <w:p>
+      <w:r>
+        <w:t>________________________________________________________________</w:t>
+      </w:r>
+    </w:p>
+    <w:p>
+      <w:r>
+        <w:t>________________________________________________________________</w:t>
+      </w:r>
+    </w:p>
+    <w:p>
+      <w:r>
+        <w:t>________________________________________________________________</w:t>
+      </w:r>
+    </w:p>
+    <w:p>
+      <w:pPr>
+        <w:pStyle w:val="Heading3"/>
+      </w:pPr>
+      <w:r>
+        <w:t>02. Follow the deciding steps</w:t>
+      </w:r>
+    </w:p>
+    <w:p>
+      <w:r>
+        <w:drawing>
+          <wp:inline xmlns:a="http://schemas.openxmlformats.org/drawingml/2006/main" xmlns:pic="http://schemas.openxmlformats.org/drawingml/2006/picture">
+            <wp:extent cx="5486400" cy="3182112"/>
+            <wp:docPr id="4" name="Picture 4" descr="Freeze cases: Keep questions and reference labels unchanged for both versions. → Compute rates: A is 3/4=75%; B is 2/4=50%. → Inspect failures: Case two separates the versions; case three fails for both."/>
+            <wp:cNvGraphicFramePr>
+              <a:graphicFrameLocks noChangeAspect="1"/>
+            </wp:cNvGraphicFramePr>
+            <a:graphic>
+              <a:graphicData uri="http://schemas.openxmlformats.org/drawingml/2006/picture">
+                <pic:pic>
+                  <pic:nvPicPr>
+                    <pic:cNvPr id="0" name="academy-story-ai-6-10-02.png"/>
+                    <pic:cNvPicPr/>
+                  </pic:nvPicPr>
+                  <pic:blipFill>
+                    <a:blip r:embed="rId12"/>
+                    <a:stretch>
+                      <a:fillRect/>
+                    </a:stretch>
+                  </pic:blipFill>
+                  <pic:spPr>
+                    <a:xfrm>
+                      <a:off x="0" y="0"/>
+                      <a:ext cx="5486400" cy="3182112"/>
+                    </a:xfrm>
+                    <a:prstGeom prst="rect"/>
+                  </pic:spPr>
+                </pic:pic>
+              </a:graphicData>
+            </a:graphic>
+          </wp:inline>
+        </w:drawing>
+      </w:r>
+    </w:p>
+    <w:p>
+      <w:pPr>
+        <w:spacing w:line="336" w:lineRule="auto" w:after="180"/>
+      </w:pPr>
+      <w:r>
+        <w:rPr>
+          <w:b w:val="0"/>
+        </w:rPr>
+        <w:t>Freeze cases: Keep questions and reference labels unchanged for both versions. → Compute rates: A is 3/4=75%; B is 2/4=50%. → Inspect failures: Case two separates the versions; case three fails for both.</w:t>
+      </w:r>
+    </w:p>
+    <w:p>
+      <w:pPr>
+        <w:spacing w:line="336" w:lineRule="auto" w:after="180"/>
+        <w:shd w:fill="F5F1FB"/>
+      </w:pPr>
+      <w:r>
+        <w:rPr>
+          <w:b w:val="0"/>
+        </w:rPr>
+        <w:t xml:space="preserve">Point to each numbered stage and explain which recorded </w:t>
+      </w:r>
+      <w:r>
+        <w:rPr>
+          <w:b/>
+        </w:rPr>
+        <w:t>input</w:t>
+      </w:r>
+      <w:r>
+        <w:rPr>
+          <w:b w:val="0"/>
+        </w:rPr>
+        <w:t xml:space="preserve"> it uses.</w:t>
+      </w:r>
+    </w:p>
+    <w:p>
+      <w:pPr>
+        <w:pStyle w:val="Heading3"/>
+      </w:pPr>
+      <w:r>
+        <w:t>My picture explanation, deciding evidence and one limit</w:t>
+      </w:r>
+    </w:p>
+    <w:p>
+      <w:r>
+        <w:t>________________________________________________________________</w:t>
+      </w:r>
+    </w:p>
+    <w:p>
+      <w:r>
+        <w:t>________________________________________________________________</w:t>
+      </w:r>
+    </w:p>
+    <w:p>
+      <w:r>
+        <w:t>________________________________________________________________</w:t>
+      </w:r>
+    </w:p>
+    <w:p>
+      <w:r>
+        <w:t>________________________________________________________________</w:t>
+      </w:r>
+    </w:p>
+    <w:p>
+      <w:pPr>
+        <w:pStyle w:val="Heading3"/>
+      </w:pPr>
+      <w:r>
+        <w:t>03. Correct answers on four shared cases</w:t>
+      </w:r>
+    </w:p>
+    <w:p>
+      <w:r>
+        <w:drawing>
+          <wp:inline xmlns:a="http://schemas.openxmlformats.org/drawingml/2006/main" xmlns:pic="http://schemas.openxmlformats.org/drawingml/2006/picture">
+            <wp:extent cx="5486400" cy="2834640"/>
+            <wp:docPr id="5" name="Picture 5" descr="Correct answers on four shared cases. Units: correct answers out of 4. A: 3. B: 2."/>
+            <wp:cNvGraphicFramePr>
+              <a:graphicFrameLocks noChangeAspect="1"/>
+            </wp:cNvGraphicFramePr>
+            <a:graphic>
+              <a:graphicData uri="http://schemas.openxmlformats.org/drawingml/2006/picture">
+                <pic:pic>
+                  <pic:nvPicPr>
+                    <pic:cNvPr id="0" name="academy-story-ai-6-10-03.png"/>
+                    <pic:cNvPicPr/>
+                  </pic:nvPicPr>
+                  <pic:blipFill>
+                    <a:blip r:embed="rId13"/>
+                    <a:stretch>
+                      <a:fillRect/>
+                    </a:stretch>
+                  </pic:blipFill>
+                  <pic:spPr>
+                    <a:xfrm>
+                      <a:off x="0" y="0"/>
+                      <a:ext cx="5486400" cy="2834640"/>
+                    </a:xfrm>
+                    <a:prstGeom prst="rect"/>
+                  </pic:spPr>
+                </pic:pic>
+              </a:graphicData>
+            </a:graphic>
+          </wp:inline>
+        </w:drawing>
+      </w:r>
+    </w:p>
+    <w:p>
+      <w:pPr>
+        <w:spacing w:line="336" w:lineRule="auto" w:after="180"/>
+      </w:pPr>
+      <w:r>
+        <w:rPr>
+          <w:b w:val="0"/>
+        </w:rPr>
+        <w:t>Correct answers on four shared cases. Units: correct answers out of 4. A: 3. B: 2.</w:t>
+      </w:r>
+    </w:p>
+    <w:p>
+      <w:pPr>
+        <w:spacing w:line="336" w:lineRule="auto" w:after="180"/>
+        <w:shd w:fill="F5F1FB"/>
+      </w:pPr>
+      <w:r>
+        <w:rPr>
+          <w:b w:val="0"/>
+        </w:rPr>
+        <w:t>Read the labels and values. Explain the relationship the model shows.</w:t>
+      </w:r>
+    </w:p>
+    <w:p>
+      <w:pPr>
+        <w:pStyle w:val="Heading3"/>
+      </w:pPr>
+      <w:r>
+        <w:t>My picture explanation, deciding evidence and one limit</w:t>
+      </w:r>
+    </w:p>
+    <w:p>
+      <w:r>
+        <w:t>________________________________________________________________</w:t>
+      </w:r>
+    </w:p>
+    <w:p>
+      <w:r>
+        <w:t>________________________________________________________________</w:t>
+      </w:r>
+    </w:p>
+    <w:p>
+      <w:r>
+        <w:t>________________________________________________________________</w:t>
+      </w:r>
+    </w:p>
+    <w:p>
+      <w:r>
+        <w:t>________________________________________________________________</w:t>
+      </w:r>
+    </w:p>
+    <w:p>
+      <w:pPr>
+        <w:pStyle w:val="Heading3"/>
+      </w:pPr>
+      <w:r>
+        <w:t>04. Change one thing. Trace what follows.</w:t>
+      </w:r>
+    </w:p>
+    <w:p>
+      <w:r>
+        <w:drawing>
+          <wp:inline xmlns:a="http://schemas.openxmlformats.org/drawingml/2006/main" xmlns:pic="http://schemas.openxmlformats.org/drawingml/2006/picture">
+            <wp:extent cx="5486400" cy="3026664"/>
+            <wp:docPr id="6" name="Picture 6" descr="Original case: Case two separates the versions; case three fails for both. Changed condition: Remove the shared failed third case after scoring. Expected result: Rates become 3/3 and 2/3, but this selectively edited evaluation is misleading. Reason: The population changed after seeing failures, concealing a weakness."/>
+            <wp:cNvGraphicFramePr>
+              <a:graphicFrameLocks noChangeAspect="1"/>
+            </wp:cNvGraphicFramePr>
+            <a:graphic>
+              <a:graphicData uri="http://schemas.openxmlformats.org/drawingml/2006/picture">
+                <pic:pic>
+                  <pic:nvPicPr>
+                    <pic:cNvPr id="0" name="academy-story-ai-6-10-04.png"/>
+                    <pic:cNvPicPr/>
+                  </pic:nvPicPr>
+                  <pic:blipFill>
+                    <a:blip r:embed="rId14"/>
+                    <a:stretch>
+                      <a:fillRect/>
+                    </a:stretch>
+                  </pic:blipFill>
+                  <pic:spPr>
+                    <a:xfrm>
+                      <a:off x="0" y="0"/>
+                      <a:ext cx="5486400" cy="3026664"/>
+                    </a:xfrm>
+                    <a:prstGeom prst="rect"/>
+                  </pic:spPr>
+                </pic:pic>
+              </a:graphicData>
+            </a:graphic>
+          </wp:inline>
+        </w:drawing>
+      </w:r>
+    </w:p>
+    <w:p>
+      <w:pPr>
+        <w:spacing w:line="336" w:lineRule="auto" w:after="180"/>
+      </w:pPr>
+      <w:r>
+        <w:rPr>
+          <w:b w:val="0"/>
+        </w:rPr>
+        <w:t>Original case: Case two separates the versions; case three fails for both. Changed condition: Remove the shared failed third case after scoring.</w:t>
+      </w:r>
+    </w:p>
+    <w:p>
+      <w:pPr>
+        <w:spacing w:line="336" w:lineRule="auto" w:after="180"/>
+      </w:pPr>
+      <w:r>
+        <w:rPr>
+          <w:b w:val="0"/>
+        </w:rPr>
+        <w:t>Expected result: Rates become 3/3 and 2/3, but this selectively edited evaluation is misleading. Reason: The population changed after seeing failures, concealing a weakness.</w:t>
+      </w:r>
+    </w:p>
+    <w:p>
+      <w:pPr>
+        <w:spacing w:line="336" w:lineRule="auto" w:after="180"/>
+        <w:shd w:fill="F5F1FB"/>
+      </w:pPr>
+      <w:r>
+        <w:rPr>
+          <w:b w:val="0"/>
+        </w:rPr>
+        <w:t>Predict before checking the worked changed-case result. Name what changed and what the supplied facts allow you to conclude.</w:t>
+      </w:r>
+    </w:p>
+    <w:p>
+      <w:pPr>
+        <w:pStyle w:val="Heading3"/>
+      </w:pPr>
+      <w:r>
+        <w:t>My picture explanation, deciding evidence and one limit</w:t>
+      </w:r>
+    </w:p>
+    <w:p>
+      <w:r>
+        <w:t>________________________________________________________________</w:t>
+      </w:r>
+    </w:p>
+    <w:p>
+      <w:r>
+        <w:t>________________________________________________________________</w:t>
+      </w:r>
+    </w:p>
+    <w:p>
+      <w:r>
+        <w:t>________________________________________________________________</w:t>
+      </w:r>
+    </w:p>
+    <w:p>
+      <w:r>
+        <w:t>________________________________________________________________</w:t>
+      </w:r>
+    </w:p>
+    <w:p>
+      <w:pPr>
+        <w:pStyle w:val="Heading3"/>
+      </w:pPr>
+      <w:r>
+        <w:t>05. Connect the explanation to its limit</w:t>
+      </w:r>
+    </w:p>
+    <w:p>
+      <w:r>
+        <w:drawing>
+          <wp:inline xmlns:a="http://schemas.openxmlformats.org/drawingml/2006/main" xmlns:pic="http://schemas.openxmlformats.org/drawingml/2006/picture">
+            <wp:extent cx="5486400" cy="2834640"/>
+            <wp:docPr id="7" name="Picture 7" descr="A pipeline preserves comparable cases, version labels and scoring. Report the denominator and disagreements alongside percentages. Limit: Four fictional cases illustrate a procedure, not broad quality or a stable future success rate."/>
+            <wp:cNvGraphicFramePr>
+              <a:graphicFrameLocks noChangeAspect="1"/>
+            </wp:cNvGraphicFramePr>
+            <a:graphic>
+              <a:graphicData uri="http://schemas.openxmlformats.org/drawingml/2006/picture">
+                <pic:pic>
+                  <pic:nvPicPr>
+                    <pic:cNvPr id="0" name="academy-story-ai-6-10-05.png"/>
+                    <pic:cNvPicPr/>
+                  </pic:nvPicPr>
+                  <pic:blipFill>
+                    <a:blip r:embed="rId15"/>
+                    <a:stretch>
+                      <a:fillRect/>
+                    </a:stretch>
+                  </pic:blipFill>
+                  <pic:spPr>
+                    <a:xfrm>
+                      <a:off x="0" y="0"/>
+                      <a:ext cx="5486400" cy="2834640"/>
+                    </a:xfrm>
+                    <a:prstGeom prst="rect"/>
+                  </pic:spPr>
+                </pic:pic>
+              </a:graphicData>
+            </a:graphic>
+          </wp:inline>
+        </w:drawing>
+      </w:r>
+    </w:p>
+    <w:p>
+      <w:pPr>
+        <w:spacing w:line="336" w:lineRule="auto" w:after="180"/>
+      </w:pPr>
+      <w:r>
+        <w:rPr>
+          <w:b w:val="0"/>
+        </w:rPr>
+        <w:t>A pipeline preserves comparable cases, version labels and scoring. Report the denominator and disagreements alongside percentages.</w:t>
+      </w:r>
+    </w:p>
+    <w:p>
+      <w:pPr>
+        <w:spacing w:line="336" w:lineRule="auto" w:after="180"/>
+      </w:pPr>
+      <w:r>
+        <w:rPr>
+          <w:b w:val="0"/>
+        </w:rPr>
+        <w:t>Limit: Four fictional cases illustrate a procedure, not broad quality or a stable future success rate.</w:t>
+      </w:r>
+    </w:p>
+    <w:p>
+      <w:pPr>
+        <w:spacing w:line="336" w:lineRule="auto" w:after="180"/>
+        <w:shd w:fill="F5F1FB"/>
+      </w:pPr>
+      <w:r>
+        <w:rPr>
+          <w:b w:val="0"/>
+        </w:rPr>
+        <w:t>Explain the case, then point to a limit on the claim.</w:t>
+      </w:r>
+    </w:p>
+    <w:p>
+      <w:pPr>
+        <w:pStyle w:val="Heading3"/>
+      </w:pPr>
+      <w:r>
+        <w:t>My picture explanation, deciding evidence and one limit</w:t>
+      </w:r>
+    </w:p>
+    <w:p>
+      <w:r>
+        <w:t>________________________________________________________________</w:t>
+      </w:r>
+    </w:p>
+    <w:p>
+      <w:r>
+        <w:t>________________________________________________________________</w:t>
+      </w:r>
+    </w:p>
+    <w:p>
+      <w:r>
+        <w:t>________________________________________________________________</w:t>
+      </w:r>
+    </w:p>
+    <w:p>
+      <w:r>
+        <w:t>________________________________________________________________</w:t>
+      </w:r>
+    </w:p>
+    <w:p>
+      <w:pPr>
+        <w:pStyle w:val="Heading3"/>
+      </w:pPr>
+      <w:r>
+        <w:t>06. Make the idea visible in your project</w:t>
+      </w:r>
+    </w:p>
+    <w:p>
+      <w:r>
+        <w:drawing>
+          <wp:inline xmlns:a="http://schemas.openxmlformats.org/drawingml/2006/main" xmlns:pic="http://schemas.openxmlformats.org/drawingml/2006/picture">
+            <wp:extent cx="5486400" cy="3529584"/>
+            <wp:docPr id="8" name="Picture 8" descr="For the Grounded Learning Service, retain an annotated trace and the changed-case result. Name the contract or evidence that makes the deciding step valid, so another team can review it. Draw your input, deciding step, result and limit. Supported question: Calculate A’s and B’s correct rates on all four cases. Identify their shared failure and explain why removing that case after scoring changes the honesty of the comparison."/>
+            <wp:cNvGraphicFramePr>
+              <a:graphicFrameLocks noChangeAspect="1"/>
+            </wp:cNvGraphicFramePr>
+            <a:graphic>
+              <a:graphicData uri="http://schemas.openxmlformats.org/drawingml/2006/picture">
+                <pic:pic>
+                  <pic:nvPicPr>
+                    <pic:cNvPr id="0" name="academy-story-ai-6-10-06.png"/>
+                    <pic:cNvPicPr/>
+                  </pic:nvPicPr>
+                  <pic:blipFill>
+                    <a:blip r:embed="rId16"/>
+                    <a:stretch>
+                      <a:fillRect/>
+                    </a:stretch>
+                  </pic:blipFill>
+                  <pic:spPr>
+                    <a:xfrm>
+                      <a:off x="0" y="0"/>
+                      <a:ext cx="5486400" cy="3529584"/>
+                    </a:xfrm>
+                    <a:prstGeom prst="rect"/>
+                  </pic:spPr>
+                </pic:pic>
+              </a:graphicData>
+            </a:graphic>
+          </wp:inline>
+        </w:drawing>
+      </w:r>
+    </w:p>
+    <w:p>
+      <w:pPr>
+        <w:spacing w:line="336" w:lineRule="auto" w:after="180"/>
+      </w:pPr>
+      <w:r>
+        <w:rPr>
+          <w:b w:val="0"/>
+        </w:rPr>
+        <w:t xml:space="preserve">For the Grounded Learning Service, retain an annotated trace and the changed-case result. Name the contract or </w:t>
+      </w:r>
+      <w:r>
+        <w:rPr>
+          <w:b/>
+        </w:rPr>
+        <w:t>evidence</w:t>
+      </w:r>
+      <w:r>
+        <w:rPr>
+          <w:b w:val="0"/>
+        </w:rPr>
+        <w:t xml:space="preserve"> that makes the deciding step valid, so another team can review it.</w:t>
+      </w:r>
+    </w:p>
+    <w:p>
+      <w:pPr>
+        <w:spacing w:line="336" w:lineRule="auto" w:after="180"/>
+      </w:pPr>
+      <w:r>
+        <w:rPr>
+          <w:b w:val="0"/>
+        </w:rPr>
+        <w:t xml:space="preserve">Draw your </w:t>
+      </w:r>
+      <w:r>
+        <w:rPr>
+          <w:b/>
+        </w:rPr>
+        <w:t>input</w:t>
+      </w:r>
+      <w:r>
+        <w:rPr>
+          <w:b w:val="0"/>
+        </w:rPr>
+        <w:t>, deciding step, result and limit. Supported question: Calculate A’s and B’s correct rates on all four cases.</w:t>
+      </w:r>
+    </w:p>
+    <w:p>
+      <w:pPr>
+        <w:spacing w:line="336" w:lineRule="auto" w:after="180"/>
+      </w:pPr>
+      <w:r>
+        <w:rPr>
+          <w:b w:val="0"/>
+        </w:rPr>
+        <w:t>Identify their shared failure and explain why removing that case after scoring changes the honesty of the comparison.</w:t>
+      </w:r>
+    </w:p>
+    <w:p>
+      <w:pPr>
+        <w:spacing w:line="336" w:lineRule="auto" w:after="180"/>
+        <w:shd w:fill="F5F1FB"/>
+      </w:pPr>
+      <w:r>
+        <w:rPr>
+          <w:b w:val="0"/>
+        </w:rPr>
+        <w:t xml:space="preserve">Draw your project trace and justify the deciding step using </w:t>
+      </w:r>
+      <w:r>
+        <w:rPr>
+          <w:b/>
+        </w:rPr>
+        <w:t>evidence</w:t>
+      </w:r>
+      <w:r>
+        <w:rPr>
+          <w:b w:val="0"/>
+        </w:rPr>
+        <w:t>.</w:t>
+      </w:r>
+    </w:p>
+    <w:p>
+      <w:pPr>
+        <w:pStyle w:val="Heading3"/>
+      </w:pPr>
+      <w:r>
+        <w:t>My picture explanation, deciding evidence and one limit</w:t>
       </w:r>
     </w:p>
     <w:p>

--- a/downloads/workbook/ai-6-week-10.docx
+++ b/downloads/workbook/ai-6-week-10.docx
@@ -168,6 +168,60 @@
     <w:p>
       <w:r>
         <w:t>________________________________________________________________</w:t>
+      </w:r>
+    </w:p>
+    <w:p>
+      <w:pPr>
+        <w:pStyle w:val="Heading3"/>
+      </w:pPr>
+      <w:r>
+        <w:t>Lesson reference for workbook practice</w:t>
+      </w:r>
+    </w:p>
+    <w:p>
+      <w:pPr>
+        <w:spacing w:line="336" w:lineRule="auto" w:after="180"/>
+        <w:shd w:fill="F1F6F8"/>
+      </w:pPr>
+      <w:r>
+        <w:rPr>
+          <w:b w:val="0"/>
+        </w:rPr>
+        <w:t>Use this reference for the original W1–W3 and W5 exercises. The separately named independent case supplies its own changed facts; use those facts for that attempt before feedback.</w:t>
+      </w:r>
+    </w:p>
+    <w:p>
+      <w:pPr>
+        <w:spacing w:line="336" w:lineRule="auto" w:after="180"/>
+      </w:pPr>
+      <w:r>
+        <w:rPr>
+          <w:b w:val="0"/>
+        </w:rPr>
+        <w:t xml:space="preserve">Evaluation pipelines preserve case versions, procedure versions and </w:t>
+      </w:r>
+      <w:r>
+        <w:rPr>
+          <w:b/>
+        </w:rPr>
+        <w:t>raw outcome</w:t>
+      </w:r>
+      <w:r>
+        <w:rPr>
+          <w:b w:val="0"/>
+        </w:rPr>
+        <w:t>s before producing metrics. A rerun must identify what changed.</w:t>
+      </w:r>
+    </w:p>
+    <w:p>
+      <w:pPr>
+        <w:spacing w:line="336" w:lineRule="auto" w:after="180"/>
+      </w:pPr>
+      <w:r>
+        <w:rPr>
+          <w:b w:val="0"/>
+        </w:rPr>
+        <w:t>Load versioned cases, validate expected outcomes, execute the frozen system, store case-level results and compute declared denominators. Reject missing results rather than silently counting them as success.</w:t>
       </w:r>
     </w:p>
     <w:p>

--- a/downloads/workbook/ai-6-week-10.docx
+++ b/downloads/workbook/ai-6-week-10.docx
@@ -25,22 +25,45 @@
         <w:pStyle w:val="Heading1"/>
       </w:pPr>
       <w:r>
-        <w:t>01. Recall and choose your starting point</w:t>
-      </w:r>
-    </w:p>
-    <w:p>
-      <w:r>
-        <w:t>Record your starting explanation for Evaluation pipelines before opening notes. Show any later correction separately.</w:t>
-      </w:r>
-    </w:p>
-    <w:p>
-      <w:pPr>
-        <w:spacing w:line="336" w:lineRule="auto" w:after="180"/>
-      </w:pPr>
-      <w:r>
-        <w:rPr>
-          <w:b w:val="0"/>
-        </w:rPr>
+        <w:t>One complete evaluation-pipeline evidence record.</w:t>
+      </w:r>
+    </w:p>
+    <w:p>
+      <w:r>
+        <w:t>Keep planned IDs, explicit statuses, references, actual outputs, versions and declared rates together.</w:t>
+      </w:r>
+    </w:p>
+    <w:p>
+      <w:r>
+        <w:t>Recall → W1–W3/W5 → independent rate calculation → project evaluation manifest → delayed return.</w:t>
+      </w:r>
+    </w:p>
+    <w:p>
+      <w:pPr>
+        <w:pStyle w:val="Heading1"/>
+      </w:pPr>
+      <w:r>
+        <w:t>01. Recall · Retrieve before notes</w:t>
+      </w:r>
+    </w:p>
+    <w:p>
+      <w:r>
+        <w:t>Keep this task’s inputs,rule and response together.</w:t>
+      </w:r>
+    </w:p>
+    <w:p>
+      <w:pPr>
+        <w:pStyle w:val="Heading2"/>
+      </w:pPr>
+      <w:r>
+        <w:t>Complete task and evidence</w:t>
+      </w:r>
+    </w:p>
+    <w:p>
+      <w:pPr>
+        <w:pStyle w:val="ListBullet"/>
+      </w:pPr>
+      <w:r>
         <w:t>Try the recall before opening notes. Then use a different colour or a labelled second line to correct your explanation.</w:t>
       </w:r>
     </w:p>
@@ -54,12 +77,9 @@
     </w:p>
     <w:p>
       <w:pPr>
-        <w:spacing w:line="336" w:lineRule="auto" w:after="180"/>
-      </w:pPr>
-      <w:r>
-        <w:rPr>
-          <w:b w:val="0"/>
-        </w:rPr>
+        <w:pStyle w:val="ListBullet"/>
+      </w:pPr>
+      <w:r>
         <w:t>Without opening the old lesson, explain one key idea from Integration tests and fixtures. Give an example and a mistake that the idea helps you avoid.</w:t>
       </w:r>
     </w:p>
@@ -96,12 +116,9 @@
     </w:p>
     <w:p>
       <w:pPr>
-        <w:spacing w:line="336" w:lineRule="auto" w:after="180"/>
-      </w:pPr>
-      <w:r>
-        <w:rPr>
-          <w:b w:val="0"/>
-        </w:rPr>
+        <w:pStyle w:val="ListBullet"/>
+      </w:pPr>
+      <w:r>
         <w:t>Without opening the old lesson, explain one key idea from Testing pure components. Give an example and a mistake that the idea helps you avoid.</w:t>
       </w:r>
     </w:p>
@@ -138,12 +155,9 @@
     </w:p>
     <w:p>
       <w:pPr>
-        <w:spacing w:line="336" w:lineRule="auto" w:after="180"/>
-      </w:pPr>
-      <w:r>
-        <w:rPr>
-          <w:b w:val="0"/>
-        </w:rPr>
+        <w:pStyle w:val="ListBullet"/>
+      </w:pPr>
+      <w:r>
         <w:t>Without opening the old lesson, explain one key idea from Configuration and secrets. Give an example and a mistake that the idea helps you avoid.</w:t>
       </w:r>
     </w:p>
@@ -180,47 +194,25 @@
     </w:p>
     <w:p>
       <w:pPr>
-        <w:spacing w:line="336" w:lineRule="auto" w:after="180"/>
-        <w:shd w:fill="F1F6F8"/>
-      </w:pPr>
-      <w:r>
-        <w:rPr>
-          <w:b w:val="0"/>
-        </w:rPr>
+        <w:pStyle w:val="ListBullet"/>
+      </w:pPr>
+      <w:r>
         <w:t>Use this reference for the original W1–W3 and W5 exercises. The separately named independent case supplies its own changed facts; use those facts for that attempt before feedback.</w:t>
       </w:r>
     </w:p>
     <w:p>
       <w:pPr>
-        <w:spacing w:line="336" w:lineRule="auto" w:after="180"/>
-      </w:pPr>
-      <w:r>
-        <w:rPr>
-          <w:b w:val="0"/>
-        </w:rPr>
-        <w:t xml:space="preserve">Evaluation pipelines preserve case versions, procedure versions and </w:t>
-      </w:r>
-      <w:r>
-        <w:rPr>
-          <w:b/>
-        </w:rPr>
-        <w:t>raw outcome</w:t>
-      </w:r>
-      <w:r>
-        <w:rPr>
-          <w:b w:val="0"/>
-        </w:rPr>
-        <w:t>s before producing metrics. A rerun must identify what changed.</w:t>
-      </w:r>
-    </w:p>
-    <w:p>
-      <w:pPr>
-        <w:spacing w:line="336" w:lineRule="auto" w:after="180"/>
-      </w:pPr>
-      <w:r>
-        <w:rPr>
-          <w:b w:val="0"/>
-        </w:rPr>
+        <w:pStyle w:val="ListBullet"/>
+      </w:pPr>
+      <w:r>
+        <w:t>Evaluation pipelines preserve case versions, procedure versions and raw outcomes before producing metrics. A rerun must identify what changed.</w:t>
+      </w:r>
+    </w:p>
+    <w:p>
+      <w:pPr>
+        <w:pStyle w:val="ListBullet"/>
+      </w:pPr>
+      <w:r>
         <w:t>Load versioned cases, validate expected outcomes, execute the frozen system, store case-level results and compute declared denominators. Reject missing results rather than silently counting them as success.</w:t>
       </w:r>
     </w:p>
@@ -229,123 +221,44 @@
         <w:pStyle w:val="Heading1"/>
       </w:pPr>
       <w:r>
-        <w:t>02. Practise with fading help</w:t>
-      </w:r>
-    </w:p>
-    <w:p>
-      <w:r>
-        <w:t>Complete the supported Evaluation pipelines trace and record the first step you can explain without help.</w:t>
-      </w:r>
-    </w:p>
-    <w:p>
-      <w:pPr>
-        <w:spacing w:line="336" w:lineRule="auto" w:after="180"/>
-      </w:pPr>
-      <w:r>
-        <w:rPr>
-          <w:b w:val="0"/>
-        </w:rPr>
-        <w:t>Use W2: Trace the worked case for Evaluation pipelines. Record the answer once; the lesson and workbook refer to the same attempt.</w:t>
-      </w:r>
-    </w:p>
-    <w:tbl>
-      <w:tblPr>
-        <w:tblStyle w:val="LightShading-Accent1"/>
-        <w:tblW w:type="auto" w:w="0"/>
-        <w:tblLook w:firstColumn="1" w:firstRow="1" w:lastColumn="0" w:lastRow="0" w:noHBand="0" w:noVBand="1" w:val="04A0"/>
-      </w:tblPr>
-      <w:tblGrid>
-        <w:gridCol w:w="2556"/>
-        <w:gridCol w:w="2556"/>
-        <w:gridCol w:w="2556"/>
-        <w:gridCol w:w="2556"/>
-      </w:tblGrid>
-      <w:tr>
-        <w:trPr>
-          <w:tblHeader/>
-        </w:trPr>
-        <w:tc>
-          <w:tcPr>
-            <w:tcW w:type="dxa" w:w="2556"/>
-          </w:tcPr>
-          <w:p>
-            <w:r>
-              <w:t>Given inputs</w:t>
-            </w:r>
-          </w:p>
-        </w:tc>
-        <w:tc>
-          <w:tcPr>
-            <w:tcW w:type="dxa" w:w="2556"/>
-          </w:tcPr>
-          <w:p>
-            <w:r>
-              <w:t>Procedure I chose</w:t>
-            </w:r>
-          </w:p>
-        </w:tc>
-        <w:tc>
-          <w:tcPr>
-            <w:tcW w:type="dxa" w:w="2556"/>
-          </w:tcPr>
-          <w:p>
-            <w:r>
-              <w:t>Middle steps</w:t>
-            </w:r>
-          </w:p>
-        </w:tc>
-        <w:tc>
-          <w:tcPr>
-            <w:tcW w:type="dxa" w:w="2556"/>
-          </w:tcPr>
-          <w:p>
-            <w:r>
-              <w:t>Result and check</w:t>
-            </w:r>
-          </w:p>
-        </w:tc>
-      </w:tr>
-      <w:tr>
-        <w:tc>
-          <w:tcPr>
-            <w:tcW w:type="dxa" w:w="2556"/>
-          </w:tcPr>
-          <w:p>
-            <w:r/>
-          </w:p>
-        </w:tc>
-        <w:tc>
-          <w:tcPr>
-            <w:tcW w:type="dxa" w:w="2556"/>
-          </w:tcPr>
-          <w:p>
-            <w:r/>
-          </w:p>
-        </w:tc>
-        <w:tc>
-          <w:tcPr>
-            <w:tcW w:type="dxa" w:w="2556"/>
-          </w:tcPr>
-          <w:p>
-            <w:r/>
-          </w:p>
-        </w:tc>
-        <w:tc>
-          <w:tcPr>
-            <w:tcW w:type="dxa" w:w="2556"/>
-          </w:tcPr>
-          <w:p>
-            <w:r/>
-          </w:p>
-        </w:tc>
-      </w:tr>
-    </w:tbl>
+        <w:t>05. W1 · Explain the current example</w:t>
+      </w:r>
+    </w:p>
+    <w:p>
+      <w:r>
+        <w:t>Keep this task’s inputs,rule and response together.</w:t>
+      </w:r>
+    </w:p>
+    <w:p>
+      <w:pPr>
+        <w:pStyle w:val="Heading2"/>
+      </w:pPr>
+      <w:r>
+        <w:t>Complete task and evidence</w:t>
+      </w:r>
+    </w:p>
+    <w:p>
+      <w:pPr>
+        <w:pStyle w:val="ListBullet"/>
+      </w:pPr>
+      <w:r>
+        <w:t>Main manifest: six planned room-capacity cases C1–C6; case version classroom-v1, fixed lookup stub-v1. Inputs A/B/C/D/E/F have reference 12/8/10/6/4/2. Completed actual outputs 12/8/10/6/5 for C1–C5 yield four passes and one fail; C6 explicitly skipped with reason, not run. Completed pass rate 4/5=80%, coverage 5/6≈83.33%; skip remains unassessed. One explicit record per planned ID required; missing, duplicate, unknown IDs or unexpected fields reject the record set. Wrong actual output type/value is a completed failure. All explicit skips give coverage 0 and undefined completed pass rate. A stub replay rechecks the same procedure, not independent data. Separate picture correctness flags A[1, 1, 0, 1], B[1, 0, 0, 1] yield 75%/50% on four shared cases; case 2 differs, case 3 failsboth. Deleting case 3 post-scoring yields 3/3 and2/3 but conceals failure if replacing original. Keep versions, raw outcomes and declared subgroup rules. No live model or broader quality measurement supplied.</w:t>
+      </w:r>
+    </w:p>
+    <w:p>
+      <w:pPr>
+        <w:pStyle w:val="ListBullet"/>
+      </w:pPr>
+      <w:r>
+        <w:t>Explain the weekly mechanism in your own words. Use the worked scenario to name its input, decision rule and output.</w:t>
+      </w:r>
+    </w:p>
     <w:p>
       <w:pPr>
         <w:pStyle w:val="Heading3"/>
       </w:pPr>
       <w:r>
-        <w:t>The step I completed without help, and the hint I needed</w:t>
+        <w:t>My reasoning and evidence</w:t>
       </w:r>
     </w:p>
     <w:p>
@@ -364,38 +277,55 @@
       </w:r>
     </w:p>
     <w:p>
+      <w:r>
+        <w:t>________________________________________________________________</w:t>
+      </w:r>
+    </w:p>
+    <w:p>
+      <w:r>
+        <w:t>________________________________________________________________</w:t>
+      </w:r>
+    </w:p>
+    <w:p>
+      <w:r>
+        <w:t>________________________________________________________________</w:t>
+      </w:r>
+    </w:p>
+    <w:p>
       <w:pPr>
         <w:pStyle w:val="Heading1"/>
       </w:pPr>
       <w:r>
-        <w:t>03. Individual reasoning check</w:t>
-      </w:r>
-    </w:p>
-    <w:p>
-      <w:r>
-        <w:t>Check the proposed Evaluation pipelines explanation against the supplied facts before discussing it.</w:t>
-      </w:r>
-    </w:p>
-    <w:p>
-      <w:pPr>
-        <w:spacing w:line="336" w:lineRule="auto" w:after="180"/>
-      </w:pPr>
-      <w:r>
-        <w:rPr>
-          <w:b w:val="0"/>
-        </w:rPr>
-        <w:t>Use the worked case for Evaluation pipelines. Proposed explanation: “The worked result establishes every future case”. Decide whether this explanation is supported.</w:t>
-      </w:r>
-    </w:p>
-    <w:p>
-      <w:pPr>
-        <w:spacing w:line="336" w:lineRule="auto" w:after="180"/>
-      </w:pPr>
-      <w:r>
-        <w:rPr>
-          <w:b w:val="0"/>
-        </w:rPr>
-        <w:t>Point to the step or supplied fact that decides; explain your repair if needed.</w:t>
+        <w:t>06. W2 · Trace the calculation</w:t>
+      </w:r>
+    </w:p>
+    <w:p>
+      <w:r>
+        <w:t>Keep this task’s inputs,rule and response together.</w:t>
+      </w:r>
+    </w:p>
+    <w:p>
+      <w:pPr>
+        <w:pStyle w:val="Heading2"/>
+      </w:pPr>
+      <w:r>
+        <w:t>Complete task and evidence</w:t>
+      </w:r>
+    </w:p>
+    <w:p>
+      <w:pPr>
+        <w:pStyle w:val="ListBullet"/>
+      </w:pPr>
+      <w:r>
+        <w:t>Main manifest: six planned room-capacity cases C1–C6; case version classroom-v1, fixed lookup stub-v1. Inputs A/B/C/D/E/F have reference 12/8/10/6/4/2. Completed actual outputs 12/8/10/6/5 for C1–C5 yield four passes and one fail; C6 explicitly skipped with reason, not run. Completed pass rate 4/5=80%, coverage 5/6≈83.33%; skip remains unassessed. One explicit record per planned ID required; missing, duplicate, unknown IDs or unexpected fields reject the record set. Wrong actual output type/value is a completed failure. All explicit skips give coverage 0 and undefined completed pass rate. A stub replay rechecks the same procedure, not independent data. Separate picture correctness flags A[1, 1, 0, 1], B[1, 0, 0, 1] yield 75%/50% on four shared cases; case 2 differs, case 3 failsboth. Deleting case 3 post-scoring yields 3/3 and2/3 but conceals failure if replacing original. Keep versions, raw outcomes and declared subgroup rules. No live model or broader quality measurement supplied.</w:t>
+      </w:r>
+    </w:p>
+    <w:p>
+      <w:pPr>
+        <w:pStyle w:val="ListBullet"/>
+      </w:pPr>
+      <w:r>
+        <w:t>Six cases are planned; five run, four pass and one fails. One is skipped. Show the intermediate steps and give the conclusion with its scope.</w:t>
       </w:r>
     </w:p>
     <w:p>
@@ -403,7 +333,7 @@
         <w:pStyle w:val="Heading3"/>
       </w:pPr>
       <w:r>
-        <w:t>My explanation before partner discussion</w:t>
+        <w:t>My reasoning and evidence</w:t>
       </w:r>
     </w:p>
     <w:p>
@@ -427,16 +357,55 @@
       </w:r>
     </w:p>
     <w:p>
+      <w:r>
+        <w:t>________________________________________________________________</w:t>
+      </w:r>
+    </w:p>
+    <w:p>
+      <w:r>
+        <w:t>________________________________________________________________</w:t>
+      </w:r>
+    </w:p>
+    <w:p>
+      <w:r>
+        <w:t>________________________________________________________________</w:t>
+      </w:r>
+    </w:p>
+    <w:p>
       <w:pPr>
         <w:pStyle w:val="Heading1"/>
       </w:pPr>
       <w:r>
-        <w:t>04. Independent transfer case</w:t>
-      </w:r>
-    </w:p>
-    <w:p>
-      <w:r>
-        <w:t>Write one first attempt at the reserved independent case before feedback. Repeated copies of that case refer to the same recorded attempt.</w:t>
+        <w:t>07. W3 · Repair a misconception</w:t>
+      </w:r>
+    </w:p>
+    <w:p>
+      <w:r>
+        <w:t>Keep this task’s inputs,rule and response together.</w:t>
+      </w:r>
+    </w:p>
+    <w:p>
+      <w:pPr>
+        <w:pStyle w:val="Heading2"/>
+      </w:pPr>
+      <w:r>
+        <w:t>Complete task and evidence</w:t>
+      </w:r>
+    </w:p>
+    <w:p>
+      <w:pPr>
+        <w:pStyle w:val="ListBullet"/>
+      </w:pPr>
+      <w:r>
+        <w:t>Main manifest: six planned room-capacity cases C1–C6; case version classroom-v1, fixed lookup stub-v1. Inputs A/B/C/D/E/F have reference 12/8/10/6/4/2. Completed actual outputs 12/8/10/6/5 for C1–C5 yield four passes and one fail; C6 explicitly skipped with reason, not run. Completed pass rate 4/5=80%, coverage 5/6≈83.33%; skip remains unassessed. One explicit record per planned ID required; missing, duplicate, unknown IDs or unexpected fields reject the record set. Wrong actual output type/value is a completed failure. All explicit skips give coverage 0 and undefined completed pass rate. A stub replay rechecks the same procedure, not independent data. Separate picture correctness flags A[1, 1, 0, 1], B[1, 0, 0, 1] yield 75%/50% on four shared cases; case 2 differs, case 3 failsboth. Deleting case 3 post-scoring yields 3/3 and2/3 but conceals failure if replacing original. Keep versions, raw outcomes and declared subgroup rules. No live model or broader quality measurement supplied.</w:t>
+      </w:r>
+    </w:p>
+    <w:p>
+      <w:pPr>
+        <w:pStyle w:val="ListBullet"/>
+      </w:pPr>
+      <w:r>
+        <w:t>A report omits this qualification: Missing evaluations can bias results; neither completion rate nor pass rate should hide the other. Explain how omitting it could change a reader's interpretation, and write an accurate replacement.</w:t>
       </w:r>
     </w:p>
     <w:p>
@@ -444,17 +413,153 @@
         <w:pStyle w:val="Heading3"/>
       </w:pPr>
       <w:r>
+        <w:t>My reasoning and evidence</w:t>
+      </w:r>
+    </w:p>
+    <w:p>
+      <w:r>
+        <w:t>________________________________________________________________</w:t>
+      </w:r>
+    </w:p>
+    <w:p>
+      <w:r>
+        <w:t>________________________________________________________________</w:t>
+      </w:r>
+    </w:p>
+    <w:p>
+      <w:r>
+        <w:t>________________________________________________________________</w:t>
+      </w:r>
+    </w:p>
+    <w:p>
+      <w:r>
+        <w:t>________________________________________________________________</w:t>
+      </w:r>
+    </w:p>
+    <w:p>
+      <w:r>
+        <w:t>________________________________________________________________</w:t>
+      </w:r>
+    </w:p>
+    <w:p>
+      <w:r>
+        <w:t>________________________________________________________________</w:t>
+      </w:r>
+    </w:p>
+    <w:p>
+      <w:pPr>
+        <w:pStyle w:val="Heading1"/>
+      </w:pPr>
+      <w:r>
+        <w:t>09. W5 · Explain the limitation</w:t>
+      </w:r>
+    </w:p>
+    <w:p>
+      <w:r>
+        <w:t>Keep this task’s inputs,rule and response together.</w:t>
+      </w:r>
+    </w:p>
+    <w:p>
+      <w:pPr>
+        <w:pStyle w:val="Heading2"/>
+      </w:pPr>
+      <w:r>
+        <w:t>Complete task and evidence</w:t>
+      </w:r>
+    </w:p>
+    <w:p>
+      <w:pPr>
+        <w:pStyle w:val="ListBullet"/>
+      </w:pPr>
+      <w:r>
+        <w:t>Main manifest: six planned room-capacity cases C1–C6; case version classroom-v1, fixed lookup stub-v1. Inputs A/B/C/D/E/F have reference 12/8/10/6/4/2. Completed actual outputs 12/8/10/6/5 for C1–C5 yield four passes and one fail; C6 explicitly skipped with reason, not run. Completed pass rate 4/5=80%, coverage 5/6≈83.33%; skip remains unassessed. One explicit record per planned ID required; missing, duplicate, unknown IDs or unexpected fields reject the record set. Wrong actual output type/value is a completed failure. All explicit skips give coverage 0 and undefined completed pass rate. A stub replay rechecks the same procedure, not independent data. Separate picture correctness flags A[1, 1, 0, 1], B[1, 0, 0, 1] yield 75%/50% on four shared cases; case 2 differs, case 3 failsboth. Deleting case 3 post-scoring yields 3/3 and2/3 but conceals failure if replacing original. Keep versions, raw outcomes and declared subgroup rules. No live model or broader quality measurement supplied.</w:t>
+      </w:r>
+    </w:p>
+    <w:p>
+      <w:pPr>
+        <w:pStyle w:val="ListBullet"/>
+      </w:pPr>
+      <w:r>
+        <w:t>For the worked scenario, propose one additional case that could reveal a failure, describe its expected outcome before running it, and explain what would need to remain fixed for a fair comparison. Do not reuse W4 as a new final test after receiving feedback.</w:t>
+      </w:r>
+    </w:p>
+    <w:p>
+      <w:pPr>
+        <w:pStyle w:val="Heading3"/>
+      </w:pPr>
+      <w:r>
+        <w:t>My reasoning and evidence</w:t>
+      </w:r>
+    </w:p>
+    <w:p>
+      <w:r>
+        <w:t>________________________________________________________________</w:t>
+      </w:r>
+    </w:p>
+    <w:p>
+      <w:r>
+        <w:t>________________________________________________________________</w:t>
+      </w:r>
+    </w:p>
+    <w:p>
+      <w:r>
+        <w:t>________________________________________________________________</w:t>
+      </w:r>
+    </w:p>
+    <w:p>
+      <w:r>
+        <w:t>________________________________________________________________</w:t>
+      </w:r>
+    </w:p>
+    <w:p>
+      <w:r>
+        <w:t>________________________________________________________________</w:t>
+      </w:r>
+    </w:p>
+    <w:p>
+      <w:r>
+        <w:t>________________________________________________________________</w:t>
+      </w:r>
+    </w:p>
+    <w:p>
+      <w:r>
+        <w:t>________________________________________________________________</w:t>
+      </w:r>
+    </w:p>
+    <w:p>
+      <w:pPr>
+        <w:pStyle w:val="Heading1"/>
+      </w:pPr>
+      <w:r>
+        <w:t>04. Try alone · Selected transfer</w:t>
+      </w:r>
+    </w:p>
+    <w:p>
+      <w:r>
+        <w:t>Keep this task’s inputs,rule and response together.</w:t>
+      </w:r>
+    </w:p>
+    <w:p>
+      <w:pPr>
+        <w:pStyle w:val="Heading2"/>
+      </w:pPr>
+      <w:r>
+        <w:t>Complete task and evidence</w:t>
+      </w:r>
+    </w:p>
+    <w:p>
+      <w:pPr>
+        <w:pStyle w:val="Heading3"/>
+      </w:pPr>
+      <w:r>
         <w:t>Independent case: Apply a new case independently</w:t>
       </w:r>
     </w:p>
     <w:p>
       <w:pPr>
-        <w:spacing w:line="336" w:lineRule="auto" w:after="180"/>
-      </w:pPr>
-      <w:r>
-        <w:rPr>
-          <w:b w:val="0"/>
-        </w:rPr>
+        <w:pStyle w:val="ListBullet"/>
+      </w:pPr>
+      <w:r>
         <w:t>Eight planned cases, six complete, five pass, one fail. Give observed pass rate and coverage.</w:t>
       </w:r>
     </w:p>
@@ -503,12 +608,9 @@
     </w:p>
     <w:p>
       <w:pPr>
-        <w:spacing w:line="336" w:lineRule="auto" w:after="180"/>
-      </w:pPr>
-      <w:r>
-        <w:rPr>
-          <w:b w:val="0"/>
-        </w:rPr>
+        <w:pStyle w:val="ListBullet"/>
+      </w:pPr>
+      <w:r>
         <w:t>Attempt this case before feedback. Record any help. Earlier examples below are further practice; a case already practised with feedback cannot establish fresh transfer.</w:t>
       </w:r>
     </w:p>
@@ -517,59 +619,28 @@
         <w:pStyle w:val="Heading1"/>
       </w:pPr>
       <w:r>
-        <w:t>05. W1 Explain the mechanism</w:t>
-      </w:r>
-    </w:p>
-    <w:p>
-      <w:r>
-        <w:t>Explain the mechanism. Apply the supplied Evaluation pipelines facts and keep your reasoning.</w:t>
-      </w:r>
-    </w:p>
-    <w:p>
-      <w:pPr>
-        <w:spacing w:line="336" w:lineRule="auto" w:after="180"/>
-      </w:pPr>
-      <w:r>
-        <w:rPr>
-          <w:b w:val="0"/>
-        </w:rPr>
-        <w:t xml:space="preserve">Explain the weekly </w:t>
-      </w:r>
-      <w:r>
-        <w:rPr>
-          <w:b/>
-        </w:rPr>
-        <w:t>mechanism</w:t>
-      </w:r>
-      <w:r>
-        <w:rPr>
-          <w:b w:val="0"/>
-        </w:rPr>
-        <w:t xml:space="preserve"> in your own words. Use the worked scenario to name its </w:t>
-      </w:r>
-      <w:r>
-        <w:rPr>
-          <w:b/>
-        </w:rPr>
-        <w:t>input</w:t>
-      </w:r>
-      <w:r>
-        <w:rPr>
-          <w:b w:val="0"/>
-        </w:rPr>
-        <w:t xml:space="preserve">, decision rule and </w:t>
-      </w:r>
-      <w:r>
-        <w:rPr>
-          <w:b/>
-        </w:rPr>
-        <w:t>output</w:t>
-      </w:r>
-      <w:r>
-        <w:rPr>
-          <w:b w:val="0"/>
-        </w:rPr>
-        <w:t>.</w:t>
+        <w:t>10. Project · Keep the service evidence</w:t>
+      </w:r>
+    </w:p>
+    <w:p>
+      <w:r>
+        <w:t>Preserve the contract, inputs, observed outcomes and limits.</w:t>
+      </w:r>
+    </w:p>
+    <w:p>
+      <w:pPr>
+        <w:pStyle w:val="Heading2"/>
+      </w:pPr>
+      <w:r>
+        <w:t>Complete task and evidence</w:t>
+      </w:r>
+    </w:p>
+    <w:p>
+      <w:pPr>
+        <w:pStyle w:val="ListBullet"/>
+      </w:pPr>
+      <w:r>
+        <w:t>Add a labelled evaluation pipelines evidence sheet to Grounded Learning Service. Show how you can explain the mechanism and terminology of evaluation pipelines. Use the supplied fictional case and keep its inputs, intermediate steps, calculation or prediction, and limitation. Connect this record to last week’s record; a matching answer without a trace is insufficient.</w:t>
       </w:r>
     </w:p>
     <w:p>
@@ -577,7 +648,7 @@
         <w:pStyle w:val="Heading3"/>
       </w:pPr>
       <w:r>
-        <w:t>My reasoning and evidence</w:t>
+        <w:t>My project change, supporting evidence and remaining limit</w:t>
       </w:r>
     </w:p>
     <w:p>
@@ -615,423 +686,20 @@
         <w:pStyle w:val="Heading1"/>
       </w:pPr>
       <w:r>
-        <w:t>06. W2 Trace the worked case</w:t>
-      </w:r>
-    </w:p>
-    <w:p>
-      <w:r>
-        <w:t>Trace the worked case. Apply the supplied Evaluation pipelines facts and keep your reasoning.</w:t>
-      </w:r>
-    </w:p>
-    <w:p>
-      <w:pPr>
-        <w:spacing w:line="336" w:lineRule="auto" w:after="180"/>
-      </w:pPr>
-      <w:r>
-        <w:rPr>
-          <w:b w:val="0"/>
-        </w:rPr>
-        <w:t>Six cases are planned; five run, four pass and one fails. One is skipped. Show the intermediate steps and give the conclusion with its scope.</w:t>
-      </w:r>
-    </w:p>
-    <w:p>
-      <w:pPr>
-        <w:pStyle w:val="Heading3"/>
-      </w:pPr>
-      <w:r>
-        <w:t>My reasoning and evidence</w:t>
-      </w:r>
-    </w:p>
-    <w:p>
-      <w:r>
-        <w:t>________________________________________________________________</w:t>
-      </w:r>
-    </w:p>
-    <w:p>
-      <w:r>
-        <w:t>________________________________________________________________</w:t>
-      </w:r>
-    </w:p>
-    <w:p>
-      <w:r>
-        <w:t>________________________________________________________________</w:t>
-      </w:r>
-    </w:p>
-    <w:p>
-      <w:r>
-        <w:t>________________________________________________________________</w:t>
-      </w:r>
-    </w:p>
-    <w:p>
-      <w:r>
-        <w:t>________________________________________________________________</w:t>
-      </w:r>
-    </w:p>
-    <w:p>
-      <w:r>
-        <w:t>________________________________________________________________</w:t>
-      </w:r>
-    </w:p>
-    <w:p>
-      <w:r>
-        <w:t>________________________________________________________________</w:t>
-      </w:r>
-    </w:p>
-    <w:p>
-      <w:pPr>
-        <w:pStyle w:val="Heading1"/>
-      </w:pPr>
-      <w:r>
-        <w:t>07. W3 Audit the limit</w:t>
-      </w:r>
-    </w:p>
-    <w:p>
-      <w:r>
-        <w:t>Audit the limit. Apply the supplied Evaluation pipelines facts and keep your reasoning.</w:t>
-      </w:r>
-    </w:p>
-    <w:p>
-      <w:pPr>
-        <w:spacing w:line="336" w:lineRule="auto" w:after="180"/>
-      </w:pPr>
-      <w:r>
-        <w:rPr>
-          <w:b w:val="0"/>
-        </w:rPr>
-        <w:t>A report omits this qualification: Missing evaluations can bias results; neither completion rate nor pass rate should hide the other.</w:t>
-      </w:r>
-    </w:p>
-    <w:p>
-      <w:pPr>
-        <w:spacing w:line="336" w:lineRule="auto" w:after="180"/>
-      </w:pPr>
-      <w:r>
-        <w:rPr>
-          <w:b w:val="0"/>
-        </w:rPr>
-        <w:t>Explain how omitting it could change a reader's interpretation, and write an accurate replacement.</w:t>
-      </w:r>
-    </w:p>
-    <w:p>
-      <w:pPr>
-        <w:pStyle w:val="Heading3"/>
-      </w:pPr>
-      <w:r>
-        <w:t>My reasoning and evidence</w:t>
-      </w:r>
-    </w:p>
-    <w:p>
-      <w:r>
-        <w:t>________________________________________________________________</w:t>
-      </w:r>
-    </w:p>
-    <w:p>
-      <w:r>
-        <w:t>________________________________________________________________</w:t>
-      </w:r>
-    </w:p>
-    <w:p>
-      <w:r>
-        <w:t>________________________________________________________________</w:t>
-      </w:r>
-    </w:p>
-    <w:p>
-      <w:r>
-        <w:t>________________________________________________________________</w:t>
-      </w:r>
-    </w:p>
-    <w:p>
-      <w:r>
-        <w:t>________________________________________________________________</w:t>
-      </w:r>
-    </w:p>
-    <w:p>
-      <w:r>
-        <w:t>________________________________________________________________</w:t>
-      </w:r>
-    </w:p>
-    <w:p>
-      <w:pPr>
-        <w:pStyle w:val="Heading1"/>
-      </w:pPr>
-      <w:r>
-        <w:t>08. W4 Apply a new case independently</w:t>
-      </w:r>
-    </w:p>
-    <w:p>
-      <w:r>
-        <w:t>Attempt before feedback. If this repeats the selected independent case, reuse that first attempt; otherwise keep a separate record. Apply a new case independently. Apply the supplied Evaluation pipelines facts and keep your reasoning.</w:t>
-      </w:r>
-    </w:p>
-    <w:p>
-      <w:pPr>
-        <w:spacing w:line="336" w:lineRule="auto" w:after="180"/>
-      </w:pPr>
-      <w:r>
-        <w:rPr>
-          <w:b w:val="0"/>
-        </w:rPr>
-        <w:t>Eight planned cases, six complete, five pass, one fail. Give observed pass rate and coverage.</w:t>
-      </w:r>
-    </w:p>
-    <w:p>
-      <w:pPr>
-        <w:pStyle w:val="Heading3"/>
-      </w:pPr>
-      <w:r>
-        <w:t>My reasoning and evidence</w:t>
-      </w:r>
-    </w:p>
-    <w:p>
-      <w:r>
-        <w:t>________________________________________________________________</w:t>
-      </w:r>
-    </w:p>
-    <w:p>
-      <w:r>
-        <w:t>________________________________________________________________</w:t>
-      </w:r>
-    </w:p>
-    <w:p>
-      <w:r>
-        <w:t>________________________________________________________________</w:t>
-      </w:r>
-    </w:p>
-    <w:p>
-      <w:r>
-        <w:t>________________________________________________________________</w:t>
-      </w:r>
-    </w:p>
-    <w:p>
-      <w:r>
-        <w:t>________________________________________________________________</w:t>
-      </w:r>
-    </w:p>
-    <w:p>
-      <w:r>
-        <w:t>________________________________________________________________</w:t>
-      </w:r>
-    </w:p>
-    <w:p>
-      <w:r>
-        <w:t>________________________________________________________________</w:t>
-      </w:r>
-    </w:p>
-    <w:p>
-      <w:r>
-        <w:t>________________________________________________________________</w:t>
-      </w:r>
-    </w:p>
-    <w:p>
-      <w:pPr>
-        <w:pStyle w:val="Heading1"/>
-      </w:pPr>
-      <w:r>
-        <w:t>09. W5 Design a revealing follow-up</w:t>
-      </w:r>
-    </w:p>
-    <w:p>
-      <w:r>
-        <w:t>Design a revealing follow-up. Apply the supplied Evaluation pipelines facts and keep your reasoning.</w:t>
-      </w:r>
-    </w:p>
-    <w:p>
-      <w:pPr>
-        <w:spacing w:line="336" w:lineRule="auto" w:after="180"/>
-      </w:pPr>
-      <w:r>
-        <w:rPr>
-          <w:b w:val="0"/>
-        </w:rPr>
-        <w:t>For the worked scenario, propose one additional case that could reveal a failure, describe its expected outcome before running it, and explain what would need to remain fixed for a fair comparison.</w:t>
-      </w:r>
-    </w:p>
-    <w:p>
-      <w:pPr>
-        <w:spacing w:line="336" w:lineRule="auto" w:after="180"/>
-      </w:pPr>
-      <w:r>
-        <w:rPr>
-          <w:b w:val="0"/>
-        </w:rPr>
-        <w:t>Do not reuse W4 as a new final test after receiving feedback.</w:t>
-      </w:r>
-    </w:p>
-    <w:p>
-      <w:pPr>
-        <w:pStyle w:val="Heading3"/>
-      </w:pPr>
-      <w:r>
-        <w:t>My reasoning and evidence</w:t>
-      </w:r>
-    </w:p>
-    <w:p>
-      <w:r>
-        <w:t>________________________________________________________________</w:t>
-      </w:r>
-    </w:p>
-    <w:p>
-      <w:r>
-        <w:t>________________________________________________________________</w:t>
-      </w:r>
-    </w:p>
-    <w:p>
-      <w:r>
-        <w:t>________________________________________________________________</w:t>
-      </w:r>
-    </w:p>
-    <w:p>
-      <w:r>
-        <w:t>________________________________________________________________</w:t>
-      </w:r>
-    </w:p>
-    <w:p>
-      <w:r>
-        <w:t>________________________________________________________________</w:t>
-      </w:r>
-    </w:p>
-    <w:p>
-      <w:r>
-        <w:t>________________________________________________________________</w:t>
-      </w:r>
-    </w:p>
-    <w:p>
-      <w:r>
-        <w:t>________________________________________________________________</w:t>
-      </w:r>
-    </w:p>
-    <w:p>
-      <w:pPr>
-        <w:pStyle w:val="Heading1"/>
-      </w:pPr>
-      <w:r>
-        <w:t>10. Project checkpoint and reflection</w:t>
-      </w:r>
-    </w:p>
-    <w:p>
-      <w:r>
-        <w:t>Connect Evaluation pipelines to Grounded Learning Service, identify a limit and choose the next useful test.</w:t>
-      </w:r>
-    </w:p>
-    <w:p>
-      <w:pPr>
-        <w:spacing w:line="336" w:lineRule="auto" w:after="180"/>
-      </w:pPr>
-      <w:r>
-        <w:rPr>
-          <w:b w:val="0"/>
-        </w:rPr>
-        <w:t xml:space="preserve">Add a labelled evaluation pipelines </w:t>
-      </w:r>
-      <w:r>
-        <w:rPr>
-          <w:b/>
-        </w:rPr>
-        <w:t>evidence</w:t>
-      </w:r>
-      <w:r>
-        <w:rPr>
-          <w:b w:val="0"/>
-        </w:rPr>
-        <w:t xml:space="preserve"> sheet to Grounded Learning Service. Show how you can explain the </w:t>
-      </w:r>
-      <w:r>
-        <w:rPr>
-          <w:b/>
-        </w:rPr>
-        <w:t>mechanism</w:t>
-      </w:r>
-      <w:r>
-        <w:rPr>
-          <w:b w:val="0"/>
-        </w:rPr>
-        <w:t xml:space="preserve"> and terminology of evaluation pipelines.</w:t>
-      </w:r>
-    </w:p>
-    <w:p>
-      <w:pPr>
-        <w:spacing w:line="336" w:lineRule="auto" w:after="180"/>
-      </w:pPr>
-      <w:r>
-        <w:rPr>
-          <w:b w:val="0"/>
-        </w:rPr>
-        <w:t xml:space="preserve">Use the supplied fictional case and keep its </w:t>
-      </w:r>
-      <w:r>
-        <w:rPr>
-          <w:b/>
-        </w:rPr>
-        <w:t>input</w:t>
-      </w:r>
-      <w:r>
-        <w:rPr>
-          <w:b w:val="0"/>
-        </w:rPr>
-        <w:t xml:space="preserve">s, intermediate steps, calculation or </w:t>
-      </w:r>
-      <w:r>
-        <w:rPr>
-          <w:b/>
-        </w:rPr>
-        <w:t>prediction</w:t>
-      </w:r>
-      <w:r>
-        <w:rPr>
-          <w:b w:val="0"/>
-        </w:rPr>
-        <w:t>, and limitation. Connect this record to last week’s record; a matching answer without a trace is insufficient.</w:t>
-      </w:r>
-    </w:p>
-    <w:p>
-      <w:pPr>
-        <w:pStyle w:val="Heading3"/>
-      </w:pPr>
-      <w:r>
-        <w:t>My project change, supporting evidence and remaining limit</w:t>
-      </w:r>
-    </w:p>
-    <w:p>
-      <w:r>
-        <w:t>________________________________________________________________</w:t>
-      </w:r>
-    </w:p>
-    <w:p>
-      <w:r>
-        <w:t>________________________________________________________________</w:t>
-      </w:r>
-    </w:p>
-    <w:p>
-      <w:r>
-        <w:t>________________________________________________________________</w:t>
-      </w:r>
-    </w:p>
-    <w:p>
-      <w:r>
-        <w:t>________________________________________________________________</w:t>
-      </w:r>
-    </w:p>
-    <w:p>
-      <w:r>
-        <w:t>________________________________________________________________</w:t>
-      </w:r>
-    </w:p>
-    <w:p>
-      <w:r>
-        <w:t>________________________________________________________________</w:t>
-      </w:r>
-    </w:p>
-    <w:p>
-      <w:pPr>
-        <w:pStyle w:val="Heading1"/>
-      </w:pPr>
-      <w:r>
-        <w:t>11. Feedback, return check and learning record</w:t>
-      </w:r>
-    </w:p>
-    <w:p>
-      <w:r>
-        <w:t>Record the first repaired step and a different case to revisit after a delay.</w:t>
+        <w:t>11. Feedback · Repair and return</w:t>
+      </w:r>
+    </w:p>
+    <w:p>
+      <w:r>
+        <w:t>Keep this task’s inputs,rule and response together.</w:t>
+      </w:r>
+    </w:p>
+    <w:p>
+      <w:pPr>
+        <w:pStyle w:val="Heading2"/>
+      </w:pPr>
+      <w:r>
+        <w:t>Complete task and evidence</w:t>
       </w:r>
     </w:p>
     <w:tbl>
@@ -1172,12 +840,9 @@
     </w:tbl>
     <w:p>
       <w:pPr>
-        <w:spacing w:line="336" w:lineRule="auto" w:after="180"/>
-      </w:pPr>
-      <w:r>
-        <w:rPr>
-          <w:b w:val="0"/>
-        </w:rPr>
+        <w:pStyle w:val="ListBullet"/>
+      </w:pPr>
+      <w:r>
         <w:t>Revisit this idea with your teacher after a delay. Familiarity is different from explaining and using it on a changed case.</w:t>
       </w:r>
     </w:p>
@@ -1186,33 +851,321 @@
         <w:pStyle w:val="Heading1"/>
       </w:pPr>
       <w:r>
-        <w:t>12. Pictorial case practice: Evaluation pipelines</w:t>
-      </w:r>
-    </w:p>
-    <w:p>
-      <w:r>
-        <w:t>Four cases through a scoring pipeline. Two fixed versions answer the same four questions with frozen correct-or-incorrect labels. Explain the labelled step before checking the changed condition.</w:t>
-      </w:r>
-    </w:p>
-    <w:p>
-      <w:pPr>
-        <w:spacing w:line="336" w:lineRule="auto" w:after="180"/>
-      </w:pPr>
-      <w:r>
-        <w:rPr>
-          <w:b w:val="0"/>
-        </w:rPr>
+        <w:t>Reference bank and extra practice</w:t>
+      </w:r>
+    </w:p>
+    <w:p>
+      <w:pPr>
+        <w:pStyle w:val="Heading1"/>
+      </w:pPr>
+      <w:r>
+        <w:t>02. Reference · Supported W2 record</w:t>
+      </w:r>
+    </w:p>
+    <w:p>
+      <w:r>
+        <w:t>Keep this task’s inputs,rule and response together.</w:t>
+      </w:r>
+    </w:p>
+    <w:p>
+      <w:pPr>
+        <w:pStyle w:val="Heading2"/>
+      </w:pPr>
+      <w:r>
+        <w:t>Complete task and evidence</w:t>
+      </w:r>
+    </w:p>
+    <w:p>
+      <w:pPr>
+        <w:pStyle w:val="ListBullet"/>
+      </w:pPr>
+      <w:r>
+        <w:t>Use W2: Trace the worked case for Evaluation pipelines. Record the answer once; the lesson and workbook refer to the same attempt.</w:t>
+      </w:r>
+    </w:p>
+    <w:tbl>
+      <w:tblPr>
+        <w:tblStyle w:val="LightShading-Accent1"/>
+        <w:tblW w:type="auto" w:w="0"/>
+        <w:tblLook w:firstColumn="1" w:firstRow="1" w:lastColumn="0" w:lastRow="0" w:noHBand="0" w:noVBand="1" w:val="04A0"/>
+      </w:tblPr>
+      <w:tblGrid>
+        <w:gridCol w:w="2556"/>
+        <w:gridCol w:w="2556"/>
+        <w:gridCol w:w="2556"/>
+        <w:gridCol w:w="2556"/>
+      </w:tblGrid>
+      <w:tr>
+        <w:trPr>
+          <w:tblHeader/>
+        </w:trPr>
+        <w:tc>
+          <w:tcPr>
+            <w:tcW w:type="dxa" w:w="2556"/>
+          </w:tcPr>
+          <w:p>
+            <w:r>
+              <w:t>Given inputs</w:t>
+            </w:r>
+          </w:p>
+        </w:tc>
+        <w:tc>
+          <w:tcPr>
+            <w:tcW w:type="dxa" w:w="2556"/>
+          </w:tcPr>
+          <w:p>
+            <w:r>
+              <w:t>Procedure I chose</w:t>
+            </w:r>
+          </w:p>
+        </w:tc>
+        <w:tc>
+          <w:tcPr>
+            <w:tcW w:type="dxa" w:w="2556"/>
+          </w:tcPr>
+          <w:p>
+            <w:r>
+              <w:t>Middle steps</w:t>
+            </w:r>
+          </w:p>
+        </w:tc>
+        <w:tc>
+          <w:tcPr>
+            <w:tcW w:type="dxa" w:w="2556"/>
+          </w:tcPr>
+          <w:p>
+            <w:r>
+              <w:t>Result and check</w:t>
+            </w:r>
+          </w:p>
+        </w:tc>
+      </w:tr>
+      <w:tr>
+        <w:tc>
+          <w:tcPr>
+            <w:tcW w:type="dxa" w:w="2556"/>
+          </w:tcPr>
+          <w:p>
+            <w:r/>
+          </w:p>
+        </w:tc>
+        <w:tc>
+          <w:tcPr>
+            <w:tcW w:type="dxa" w:w="2556"/>
+          </w:tcPr>
+          <w:p>
+            <w:r/>
+          </w:p>
+        </w:tc>
+        <w:tc>
+          <w:tcPr>
+            <w:tcW w:type="dxa" w:w="2556"/>
+          </w:tcPr>
+          <w:p>
+            <w:r/>
+          </w:p>
+        </w:tc>
+        <w:tc>
+          <w:tcPr>
+            <w:tcW w:type="dxa" w:w="2556"/>
+          </w:tcPr>
+          <w:p>
+            <w:r/>
+          </w:p>
+        </w:tc>
+      </w:tr>
+    </w:tbl>
+    <w:p>
+      <w:pPr>
+        <w:pStyle w:val="Heading3"/>
+      </w:pPr>
+      <w:r>
+        <w:t>The step I completed without help, and the hint I needed</w:t>
+      </w:r>
+    </w:p>
+    <w:p>
+      <w:r>
+        <w:t>________________________________________________________________</w:t>
+      </w:r>
+    </w:p>
+    <w:p>
+      <w:r>
+        <w:t>________________________________________________________________</w:t>
+      </w:r>
+    </w:p>
+    <w:p>
+      <w:r>
+        <w:t>________________________________________________________________</w:t>
+      </w:r>
+    </w:p>
+    <w:p>
+      <w:pPr>
+        <w:pStyle w:val="Heading1"/>
+      </w:pPr>
+      <w:r>
+        <w:t>03. Extra practice · Individual reasoning check</w:t>
+      </w:r>
+    </w:p>
+    <w:p>
+      <w:r>
+        <w:t>Keep this task’s inputs,rule and response together.</w:t>
+      </w:r>
+    </w:p>
+    <w:p>
+      <w:pPr>
+        <w:pStyle w:val="Heading2"/>
+      </w:pPr>
+      <w:r>
+        <w:t>Complete task and evidence</w:t>
+      </w:r>
+    </w:p>
+    <w:p>
+      <w:pPr>
+        <w:pStyle w:val="ListBullet"/>
+      </w:pPr>
+      <w:r>
+        <w:t>Use the worked case for Evaluation pipelines. Proposed explanation: “The worked result establishes every future case”. Decide whether this explanation is supported. Point to the step or supplied fact that decides; explain your repair if needed.</w:t>
+      </w:r>
+    </w:p>
+    <w:p>
+      <w:pPr>
+        <w:pStyle w:val="Heading3"/>
+      </w:pPr>
+      <w:r>
+        <w:t>My explanation before partner discussion</w:t>
+      </w:r>
+    </w:p>
+    <w:p>
+      <w:r>
+        <w:t>________________________________________________________________</w:t>
+      </w:r>
+    </w:p>
+    <w:p>
+      <w:r>
+        <w:t>________________________________________________________________</w:t>
+      </w:r>
+    </w:p>
+    <w:p>
+      <w:r>
+        <w:t>________________________________________________________________</w:t>
+      </w:r>
+    </w:p>
+    <w:p>
+      <w:r>
+        <w:t>________________________________________________________________</w:t>
+      </w:r>
+    </w:p>
+    <w:p>
+      <w:pPr>
+        <w:pStyle w:val="Heading1"/>
+      </w:pPr>
+      <w:r>
+        <w:t>08. Reference · Earlier W4 response copy</w:t>
+      </w:r>
+    </w:p>
+    <w:p>
+      <w:r>
+        <w:t>Keep this task’s inputs,rule and response together.</w:t>
+      </w:r>
+    </w:p>
+    <w:p>
+      <w:pPr>
+        <w:pStyle w:val="Heading2"/>
+      </w:pPr>
+      <w:r>
+        <w:t>Complete task and evidence</w:t>
+      </w:r>
+    </w:p>
+    <w:p>
+      <w:pPr>
+        <w:pStyle w:val="ListBullet"/>
+      </w:pPr>
+      <w:r>
+        <w:t>Eight planned cases, six complete, five pass, one fail. Give observed pass rate and coverage.</w:t>
+      </w:r>
+    </w:p>
+    <w:p>
+      <w:pPr>
+        <w:pStyle w:val="Heading3"/>
+      </w:pPr>
+      <w:r>
+        <w:t>My reasoning and evidence</w:t>
+      </w:r>
+    </w:p>
+    <w:p>
+      <w:r>
+        <w:t>________________________________________________________________</w:t>
+      </w:r>
+    </w:p>
+    <w:p>
+      <w:r>
+        <w:t>________________________________________________________________</w:t>
+      </w:r>
+    </w:p>
+    <w:p>
+      <w:r>
+        <w:t>________________________________________________________________</w:t>
+      </w:r>
+    </w:p>
+    <w:p>
+      <w:r>
+        <w:t>________________________________________________________________</w:t>
+      </w:r>
+    </w:p>
+    <w:p>
+      <w:r>
+        <w:t>________________________________________________________________</w:t>
+      </w:r>
+    </w:p>
+    <w:p>
+      <w:r>
+        <w:t>________________________________________________________________</w:t>
+      </w:r>
+    </w:p>
+    <w:p>
+      <w:r>
+        <w:t>________________________________________________________________</w:t>
+      </w:r>
+    </w:p>
+    <w:p>
+      <w:r>
+        <w:t>________________________________________________________________</w:t>
+      </w:r>
+    </w:p>
+    <w:p>
+      <w:pPr>
+        <w:pStyle w:val="Heading1"/>
+      </w:pPr>
+      <w:r>
+        <w:t>12. Extra practice · Pictured case</w:t>
+      </w:r>
+    </w:p>
+    <w:p>
+      <w:r>
+        <w:t>Keep this task’s inputs,rule and response together.</w:t>
+      </w:r>
+    </w:p>
+    <w:p>
+      <w:pPr>
+        <w:pStyle w:val="Heading2"/>
+      </w:pPr>
+      <w:r>
+        <w:t>Complete task and evidence</w:t>
+      </w:r>
+    </w:p>
+    <w:p>
+      <w:pPr>
+        <w:pStyle w:val="ListBullet"/>
+      </w:pPr>
+      <w:r>
         <w:t>Four cases through a scoring pipeline. Two fixed versions answer the same four questions with frozen correct-or-incorrect labels.</w:t>
       </w:r>
     </w:p>
     <w:p>
       <w:pPr>
-        <w:spacing w:line="336" w:lineRule="auto" w:after="180"/>
-      </w:pPr>
-      <w:r>
-        <w:rPr>
-          <w:b w:val="0"/>
-        </w:rPr>
+        <w:pStyle w:val="ListBullet"/>
+      </w:pPr>
+      <w:r>
         <w:t>A scores [1,1,0,1]; B scores [1,0,0,1]. Each 1 means agreement with the reference answer.</w:t>
       </w:r>
     </w:p>
@@ -1290,12 +1243,9 @@
     </w:p>
     <w:p>
       <w:pPr>
-        <w:spacing w:line="336" w:lineRule="auto" w:after="180"/>
-      </w:pPr>
-      <w:r>
-        <w:rPr>
-          <w:b w:val="0"/>
-        </w:rPr>
+        <w:pStyle w:val="ListBullet"/>
+      </w:pPr>
+      <w:r>
         <w:t>Calculate A’s and B’s correct rates on all four cases. Identify their shared failure and explain why removing that case after scoring changes the honesty of the comparison.</w:t>
       </w:r>
     </w:p>
@@ -1339,57 +1289,18 @@
     </w:p>
     <w:p>
       <w:pPr>
-        <w:pStyle w:val="Heading3"/>
-      </w:pPr>
-      <w:r>
-        <w:t>Record the help used</w:t>
-      </w:r>
-    </w:p>
-    <w:p>
-      <w:pPr>
-        <w:spacing w:line="336" w:lineRule="auto" w:after="180"/>
-        <w:shd w:fill="F1F6F8"/>
-      </w:pPr>
-      <w:r>
-        <w:rPr>
-          <w:b w:val="0"/>
-        </w:rPr>
-        <w:t xml:space="preserve">Support used: alone / hint / worked example. This record is practice </w:t>
-      </w:r>
-      <w:r>
-        <w:rPr>
-          <w:b/>
-        </w:rPr>
-        <w:t>evidence</w:t>
-      </w:r>
-      <w:r>
-        <w:rPr>
-          <w:b w:val="0"/>
-        </w:rPr>
-        <w:t>.</w:t>
-      </w:r>
-    </w:p>
-    <w:p>
-      <w:pPr>
-        <w:spacing w:line="336" w:lineRule="auto" w:after="180"/>
-      </w:pPr>
-      <w:r>
-        <w:rPr>
-          <w:b w:val="0"/>
-        </w:rPr>
-        <w:t xml:space="preserve">Project connection: For the Grounded Learning Service, retain an annotated trace and the changed-case result. Name the contract or </w:t>
-      </w:r>
-      <w:r>
-        <w:rPr>
-          <w:b/>
-        </w:rPr>
-        <w:t>evidence</w:t>
-      </w:r>
-      <w:r>
-        <w:rPr>
-          <w:b w:val="0"/>
-        </w:rPr>
-        <w:t xml:space="preserve"> that makes the deciding step valid, so another team can review it.</w:t>
+        <w:pStyle w:val="ListBullet"/>
+      </w:pPr>
+      <w:r>
+        <w:t>Support used: alone / hint / worked example. This record is practice evidence.</w:t>
+      </w:r>
+    </w:p>
+    <w:p>
+      <w:pPr>
+        <w:pStyle w:val="ListBullet"/>
+      </w:pPr>
+      <w:r>
+        <w:t>Project connection: For the Grounded Learning Service, retain an annotated trace and the changed-case result. Name the contract or evidence that makes the deciding step valid, so another team can review it.</w:t>
       </w:r>
     </w:p>
     <w:p>
@@ -1397,81 +1308,44 @@
         <w:pStyle w:val="Heading1"/>
       </w:pPr>
       <w:r>
-        <w:t>13. Project portfolio milestone</w:t>
-      </w:r>
-    </w:p>
-    <w:p>
-      <w:r>
-        <w:t>Keep this week’s input, deciding step, result and limit together in the Grounded Learning Service record.</w:t>
-      </w:r>
-    </w:p>
-    <w:p>
-      <w:pPr>
-        <w:spacing w:line="336" w:lineRule="auto" w:after="180"/>
-      </w:pPr>
-      <w:r>
-        <w:rPr>
-          <w:b w:val="0"/>
-        </w:rPr>
+        <w:t>13. Reference · Project milestone</w:t>
+      </w:r>
+    </w:p>
+    <w:p>
+      <w:r>
+        <w:t>Keep this task’s inputs,rule and response together.</w:t>
+      </w:r>
+    </w:p>
+    <w:p>
+      <w:pPr>
+        <w:pStyle w:val="Heading2"/>
+      </w:pPr>
+      <w:r>
+        <w:t>Complete task and evidence</w:t>
+      </w:r>
+    </w:p>
+    <w:p>
+      <w:pPr>
+        <w:pStyle w:val="ListBullet"/>
+      </w:pPr>
+      <w:r>
         <w:t>Project: Grounded Learning Service</w:t>
       </w:r>
     </w:p>
     <w:p>
       <w:pPr>
-        <w:spacing w:line="336" w:lineRule="auto" w:after="180"/>
-      </w:pPr>
-      <w:r>
-        <w:rPr>
-          <w:b w:val="0"/>
-        </w:rPr>
-        <w:t xml:space="preserve">Current milestone: Make a transparent first version. Keep a trace of how one </w:t>
-      </w:r>
-      <w:r>
-        <w:rPr>
-          <w:b/>
-        </w:rPr>
-        <w:t>input</w:t>
-      </w:r>
-      <w:r>
-        <w:rPr>
-          <w:b w:val="0"/>
-        </w:rPr>
-        <w:t xml:space="preserve"> becomes an </w:t>
-      </w:r>
-      <w:r>
-        <w:rPr>
-          <w:b/>
-        </w:rPr>
-        <w:t>output</w:t>
-      </w:r>
-      <w:r>
-        <w:rPr>
-          <w:b w:val="0"/>
-        </w:rPr>
-        <w:t>; explain the rule or learned component.</w:t>
-      </w:r>
-    </w:p>
-    <w:p>
-      <w:pPr>
-        <w:spacing w:line="336" w:lineRule="auto" w:after="180"/>
-      </w:pPr>
-      <w:r>
-        <w:rPr>
-          <w:b w:val="0"/>
-        </w:rPr>
-        <w:t xml:space="preserve">For the Grounded Learning Service, retain an annotated trace and the changed-case result. Name the contract or </w:t>
-      </w:r>
-      <w:r>
-        <w:rPr>
-          <w:b/>
-        </w:rPr>
-        <w:t>evidence</w:t>
-      </w:r>
-      <w:r>
-        <w:rPr>
-          <w:b w:val="0"/>
-        </w:rPr>
-        <w:t xml:space="preserve"> that makes the deciding step valid, so another team can review it.</w:t>
+        <w:pStyle w:val="ListBullet"/>
+      </w:pPr>
+      <w:r>
+        <w:t>Current milestone: Make a transparent first version. Keep a trace of how one input becomes an output; explain the rule or learned component.</w:t>
+      </w:r>
+    </w:p>
+    <w:p>
+      <w:pPr>
+        <w:pStyle w:val="ListBullet"/>
+      </w:pPr>
+      <w:r>
+        <w:t>For the Grounded Learning Service, retain an annotated trace and the changed-case result. Name the contract or evidence that makes the deciding step valid, so another team can review it.</w:t>
       </w:r>
     </w:p>
     <w:tbl>
@@ -1628,12 +1502,456 @@
         <w:pStyle w:val="Heading1"/>
       </w:pPr>
       <w:r>
-        <w:t>14. Supported practice and learning evidence</w:t>
-      </w:r>
-    </w:p>
-    <w:p>
-      <w:r>
-        <w:t>Try the supported questions before comparing with hints and feedback. Record what you repaired and the evidence you retained.</w:t>
+        <w:t>14. Extra practice · Predict,check and repair</w:t>
+      </w:r>
+    </w:p>
+    <w:p>
+      <w:r>
+        <w:t>Keep supported feedback separate from the independent case.</w:t>
+      </w:r>
+    </w:p>
+    <w:p>
+      <w:pPr>
+        <w:pStyle w:val="Heading2"/>
+      </w:pPr>
+      <w:r>
+        <w:t>First supported question and optional hint</w:t>
+      </w:r>
+    </w:p>
+    <w:p>
+      <w:pPr>
+        <w:pStyle w:val="ListBullet"/>
+      </w:pPr>
+      <w:r>
+        <w:t>Four cases through a scoring pipeline. Two fixed versions answer the same four questions with frozen correct-or-incorrect labels.</w:t>
+      </w:r>
+    </w:p>
+    <w:p>
+      <w:pPr>
+        <w:pStyle w:val="Heading3"/>
+      </w:pPr>
+      <w:r>
+        <w:t>Practice 1: explain the deciding evidence</w:t>
+      </w:r>
+    </w:p>
+    <w:p>
+      <w:pPr>
+        <w:pStyle w:val="ListBullet"/>
+      </w:pPr>
+      <w:r>
+        <w:t>Which labelled step matches this detail? Case two separates the versions; case three fails for both.</w:t>
+      </w:r>
+    </w:p>
+    <w:p>
+      <w:pPr>
+        <w:pStyle w:val="ListBullet"/>
+      </w:pPr>
+      <w:r>
+        <w:t>1. Freeze cases</w:t>
+      </w:r>
+    </w:p>
+    <w:p>
+      <w:pPr>
+        <w:pStyle w:val="ListBullet"/>
+      </w:pPr>
+      <w:r>
+        <w:t>2. Inspect failures</w:t>
+      </w:r>
+    </w:p>
+    <w:p>
+      <w:pPr>
+        <w:pStyle w:val="ListBullet"/>
+      </w:pPr>
+      <w:r>
+        <w:t>3. Compute rates</w:t>
+      </w:r>
+    </w:p>
+    <w:p>
+      <w:pPr>
+        <w:pStyle w:val="Heading3"/>
+      </w:pPr>
+      <w:r>
+        <w:t>My selected conclusion, deciding fact and explanation</w:t>
+      </w:r>
+    </w:p>
+    <w:p>
+      <w:r>
+        <w:t>________________________________________________________________</w:t>
+      </w:r>
+    </w:p>
+    <w:p>
+      <w:r>
+        <w:t>________________________________________________________________</w:t>
+      </w:r>
+    </w:p>
+    <w:p>
+      <w:r>
+        <w:t>________________________________________________________________</w:t>
+      </w:r>
+    </w:p>
+    <w:p>
+      <w:r>
+        <w:t>________________________________________________________________</w:t>
+      </w:r>
+    </w:p>
+    <w:p>
+      <w:r>
+        <w:t>________________________________________________________________</w:t>
+      </w:r>
+    </w:p>
+    <w:p>
+      <w:pPr>
+        <w:pStyle w:val="ListBullet"/>
+      </w:pPr>
+      <w:r>
+        <w:t>Hint if needed: Read the steps in the pictorial case. Match the supplied detail to the stage that performs or records it.</w:t>
+      </w:r>
+    </w:p>
+    <w:p>
+      <w:pPr>
+        <w:pStyle w:val="Heading2"/>
+      </w:pPr>
+      <w:r>
+        <w:t>Check after the first attempt · reference / check after trying</w:t>
+      </w:r>
+    </w:p>
+    <w:p>
+      <w:pPr>
+        <w:spacing w:line="336" w:lineRule="auto" w:after="180"/>
+      </w:pPr>
+      <w:r>
+        <w:rPr>
+          <w:b w:val="0"/>
+        </w:rPr>
+        <w:t>After your attempt, compare with the supported explanation: Inspect failures Case two separates the versions; case three fails for both. A pipeline preserves comparable cases, version labels and scoring.</w:t>
+      </w:r>
+    </w:p>
+    <w:p>
+      <w:pPr>
+        <w:spacing w:line="336" w:lineRule="auto" w:after="180"/>
+      </w:pPr>
+      <w:r>
+        <w:rPr>
+          <w:b w:val="0"/>
+        </w:rPr>
+        <w:t>Report the denominator and disagreements alongside percentages.</w:t>
+      </w:r>
+    </w:p>
+    <w:p>
+      <w:pPr>
+        <w:pStyle w:val="Heading2"/>
+      </w:pPr>
+      <w:r>
+        <w:t>Changed-case question and optional hint</w:t>
+      </w:r>
+    </w:p>
+    <w:p>
+      <w:pPr>
+        <w:pStyle w:val="Heading3"/>
+      </w:pPr>
+      <w:r>
+        <w:t>Practice 2: explain the deciding evidence</w:t>
+      </w:r>
+    </w:p>
+    <w:p>
+      <w:pPr>
+        <w:pStyle w:val="ListBullet"/>
+      </w:pPr>
+      <w:r>
+        <w:t>Changed-case practice: Remove the shared failed third case after scoring. Which conclusion is supported by the supplied facts?</w:t>
+      </w:r>
+    </w:p>
+    <w:p>
+      <w:pPr>
+        <w:pStyle w:val="ListBullet"/>
+      </w:pPr>
+      <w:r>
+        <w:t>1. Rates become 3/3 and 2/3, but this selectively edited evaluation is misleading.</w:t>
+      </w:r>
+    </w:p>
+    <w:p>
+      <w:pPr>
+        <w:pStyle w:val="ListBullet"/>
+      </w:pPr>
+      <w:r>
+        <w:t>2. This one example guarantees correct results for every future input.</w:t>
+      </w:r>
+    </w:p>
+    <w:p>
+      <w:pPr>
+        <w:pStyle w:val="ListBullet"/>
+      </w:pPr>
+      <w:r>
+        <w:t>3. We can decide the result without examining the changed input or the procedure.</w:t>
+      </w:r>
+    </w:p>
+    <w:p>
+      <w:pPr>
+        <w:pStyle w:val="Heading3"/>
+      </w:pPr>
+      <w:r>
+        <w:t>My selected conclusion, deciding fact and explanation</w:t>
+      </w:r>
+    </w:p>
+    <w:p>
+      <w:r>
+        <w:t>________________________________________________________________</w:t>
+      </w:r>
+    </w:p>
+    <w:p>
+      <w:r>
+        <w:t>________________________________________________________________</w:t>
+      </w:r>
+    </w:p>
+    <w:p>
+      <w:r>
+        <w:t>________________________________________________________________</w:t>
+      </w:r>
+    </w:p>
+    <w:p>
+      <w:r>
+        <w:t>________________________________________________________________</w:t>
+      </w:r>
+    </w:p>
+    <w:p>
+      <w:r>
+        <w:t>________________________________________________________________</w:t>
+      </w:r>
+    </w:p>
+    <w:p>
+      <w:pPr>
+        <w:pStyle w:val="ListBullet"/>
+      </w:pPr>
+      <w:r>
+        <w:t>Hint if needed: Use the changed condition and the deciding step in the pictorial trace. The answer must say what follows from those facts.</w:t>
+      </w:r>
+    </w:p>
+    <w:p>
+      <w:pPr>
+        <w:pStyle w:val="Heading2"/>
+      </w:pPr>
+      <w:r>
+        <w:t>Check after the changed attempt · reference / check after trying</w:t>
+      </w:r>
+    </w:p>
+    <w:p>
+      <w:pPr>
+        <w:spacing w:line="336" w:lineRule="auto" w:after="180"/>
+      </w:pPr>
+      <w:r>
+        <w:rPr>
+          <w:b w:val="0"/>
+        </w:rPr>
+        <w:t>After your attempt, compare with the supported explanation: Rates become 3/3 and 2/3, but this selectively edited evaluation is misleading. The population changed after seeing failures, concealing a weakness.</w:t>
+      </w:r>
+    </w:p>
+    <w:p>
+      <w:pPr>
+        <w:pStyle w:val="Heading2"/>
+      </w:pPr>
+      <w:r>
+        <w:t>Repair and retain the record</w:t>
+      </w:r>
+    </w:p>
+    <w:p>
+      <w:pPr>
+        <w:spacing w:line="336" w:lineRule="auto" w:after="180"/>
+      </w:pPr>
+      <w:r>
+        <w:rPr>
+          <w:b w:val="0"/>
+        </w:rPr>
+        <w:t xml:space="preserve">Review Integration tests and fixtures (ai-6/9). Goal: Explain the </w:t>
+      </w:r>
+      <w:r>
+        <w:rPr>
+          <w:b/>
+        </w:rPr>
+        <w:t>mechanism</w:t>
+      </w:r>
+      <w:r>
+        <w:rPr>
+          <w:b w:val="0"/>
+        </w:rPr>
+        <w:t xml:space="preserve"> and terminology of integration tests and fixtures. Short practice: Follow request N through the fixture and adapter.</w:t>
+      </w:r>
+    </w:p>
+    <w:p>
+      <w:pPr>
+        <w:spacing w:line="336" w:lineRule="auto" w:after="180"/>
+      </w:pPr>
+      <w:r>
+        <w:rPr>
+          <w:b w:val="0"/>
+        </w:rPr>
+        <w:t>Which source and item should appear in the reply, and what precisely fails when the adapter returns M?. Return to this week and explain what you changed.</w:t>
+      </w:r>
+    </w:p>
+    <w:p>
+      <w:pPr>
+        <w:spacing w:line="336" w:lineRule="auto" w:after="180"/>
+      </w:pPr>
+      <w:r>
+        <w:rPr>
+          <w:b w:val="0"/>
+        </w:rPr>
+        <w:t xml:space="preserve">Review Testing pure components (ai-6/7). Goal: Explain the </w:t>
+      </w:r>
+      <w:r>
+        <w:rPr>
+          <w:b/>
+        </w:rPr>
+        <w:t>mechanism</w:t>
+      </w:r>
+      <w:r>
+        <w:rPr>
+          <w:b w:val="0"/>
+        </w:rPr>
+        <w:t xml:space="preserve"> and terminology of testing pure components. Short practice: Predict the formatter </w:t>
+      </w:r>
+      <w:r>
+        <w:rPr>
+          <w:b/>
+        </w:rPr>
+        <w:t>output</w:t>
+      </w:r>
+      <w:r>
+        <w:rPr>
+          <w:b w:val="0"/>
+        </w:rPr>
+        <w:t>s for 7 and 12, including spacing.</w:t>
+      </w:r>
+    </w:p>
+    <w:p>
+      <w:pPr>
+        <w:spacing w:line="336" w:lineRule="auto" w:after="180"/>
+      </w:pPr>
+      <w:r>
+        <w:rPr>
+          <w:b w:val="0"/>
+        </w:rPr>
+        <w:t xml:space="preserve">Why does </w:t>
+      </w:r>
+      <w:r>
+        <w:rPr>
+          <w:b/>
+        </w:rPr>
+        <w:t>input</w:t>
+      </w:r>
+      <w:r>
+        <w:rPr>
+          <w:b w:val="0"/>
+        </w:rPr>
+        <w:t xml:space="preserve"> 0 need rejection under this contract rather than an ordinary formatted response?. Return to this week and explain what you changed.</w:t>
+      </w:r>
+    </w:p>
+    <w:p>
+      <w:pPr>
+        <w:spacing w:line="336" w:lineRule="auto" w:after="180"/>
+      </w:pPr>
+      <w:r>
+        <w:rPr>
+          <w:b w:val="0"/>
+        </w:rPr>
+        <w:t xml:space="preserve">Review Configuration and secrets (ai-6/4). Goal: Explain the </w:t>
+      </w:r>
+      <w:r>
+        <w:rPr>
+          <w:b/>
+        </w:rPr>
+        <w:t>mechanism</w:t>
+      </w:r>
+      <w:r>
+        <w:rPr>
+          <w:b w:val="0"/>
+        </w:rPr>
+        <w:t xml:space="preserve"> and terminology of configuration and secrets. Short practice: Point to the public setting and the protected credential.</w:t>
+      </w:r>
+    </w:p>
+    <w:p>
+      <w:pPr>
+        <w:spacing w:line="336" w:lineRule="auto" w:after="180"/>
+      </w:pPr>
+      <w:r>
+        <w:rPr>
+          <w:b w:val="0"/>
+        </w:rPr>
+        <w:t>What changes when maximum_words becomes 60, and which information must never appear in the startup log?. Return to this week and explain what you changed.</w:t>
+      </w:r>
+    </w:p>
+    <w:p>
+      <w:pPr>
+        <w:spacing w:line="336" w:lineRule="auto" w:after="180"/>
+      </w:pPr>
+      <w:r>
+        <w:rPr>
+          <w:b w:val="0"/>
+        </w:rPr>
+        <w:t xml:space="preserve">Use Download completed work in the hosted lesson to export your answers, reflections, practice feedback and code-run </w:t>
+      </w:r>
+      <w:r>
+        <w:rPr>
+          <w:b/>
+        </w:rPr>
+        <w:t>evidence</w:t>
+      </w:r>
+      <w:r>
+        <w:rPr>
+          <w:b w:val="0"/>
+        </w:rPr>
+        <w:t>. Open the HTML copy to read or print it.</w:t>
+      </w:r>
+    </w:p>
+    <w:p>
+      <w:pPr>
+        <w:spacing w:line="336" w:lineRule="auto" w:after="180"/>
+      </w:pPr>
+      <w:r>
+        <w:rPr>
+          <w:b w:val="0"/>
+        </w:rPr>
+        <w:t>Drafts stay in this browser when storage is available; clear drafts on a shared device.</w:t>
+      </w:r>
+    </w:p>
+    <w:p>
+      <w:pPr>
+        <w:pStyle w:val="Heading3"/>
+      </w:pPr>
+      <w:r>
+        <w:t>What I repaired, the evidence I kept and the next test</w:t>
+      </w:r>
+    </w:p>
+    <w:p>
+      <w:r>
+        <w:t>________________________________________________________________</w:t>
+      </w:r>
+    </w:p>
+    <w:p>
+      <w:r>
+        <w:t>________________________________________________________________</w:t>
+      </w:r>
+    </w:p>
+    <w:p>
+      <w:r>
+        <w:t>________________________________________________________________</w:t>
+      </w:r>
+    </w:p>
+    <w:p>
+      <w:r>
+        <w:t>________________________________________________________________</w:t>
+      </w:r>
+    </w:p>
+    <w:p>
+      <w:r>
+        <w:t>________________________________________________________________</w:t>
+      </w:r>
+    </w:p>
+    <w:p>
+      <w:pPr>
+        <w:pStyle w:val="Heading2"/>
+      </w:pPr>
+      <w:r>
+        <w:t>Earlier wording, alternatives and picture transcripts · reference / check after trying</w:t>
       </w:r>
     </w:p>
     <w:p>
@@ -1649,68 +1967,10 @@
     </w:p>
     <w:p>
       <w:pPr>
-        <w:spacing w:line="336" w:lineRule="auto" w:after="180"/>
-      </w:pPr>
-      <w:r>
-        <w:rPr>
-          <w:b w:val="0"/>
-        </w:rPr>
-        <w:t>Four cases through a scoring pipeline. Two fixed versions answer the same four questions with frozen correct-or-incorrect labels.</w:t>
-      </w:r>
-    </w:p>
-    <w:p>
-      <w:pPr>
         <w:pStyle w:val="Heading3"/>
       </w:pPr>
       <w:r>
-        <w:t>Practice 1: explain the deciding evidence</w:t>
-      </w:r>
-    </w:p>
-    <w:p>
-      <w:pPr>
-        <w:spacing w:line="336" w:lineRule="auto" w:after="180"/>
-      </w:pPr>
-      <w:r>
-        <w:rPr>
-          <w:b w:val="0"/>
-        </w:rPr>
-        <w:t>Which labelled step matches this detail? Case two separates the versions; case three fails for both.</w:t>
-      </w:r>
-    </w:p>
-    <w:p>
-      <w:pPr>
-        <w:spacing w:line="336" w:lineRule="auto" w:after="180"/>
-        <w:shd w:fill="F4F9FC"/>
-      </w:pPr>
-      <w:r>
-        <w:rPr>
-          <w:b w:val="0"/>
-        </w:rPr>
-        <w:t>1. Freeze cases</w:t>
-      </w:r>
-    </w:p>
-    <w:p>
-      <w:pPr>
-        <w:spacing w:line="336" w:lineRule="auto" w:after="180"/>
-        <w:shd w:fill="F4F9FC"/>
-      </w:pPr>
-      <w:r>
-        <w:rPr>
-          <w:b w:val="0"/>
-        </w:rPr>
-        <w:t>2. Inspect failures</w:t>
-      </w:r>
-    </w:p>
-    <w:p>
-      <w:pPr>
-        <w:spacing w:line="336" w:lineRule="auto" w:after="180"/>
-        <w:shd w:fill="F4F9FC"/>
-      </w:pPr>
-      <w:r>
-        <w:rPr>
-          <w:b w:val="0"/>
-        </w:rPr>
-        <w:t>3. Compute rates</w:t>
+        <w:t>Repair a missing building block</w:t>
       </w:r>
     </w:p>
     <w:p>
@@ -1718,472 +1978,25 @@
         <w:pStyle w:val="Heading3"/>
       </w:pPr>
       <w:r>
-        <w:t>My selected conclusion, deciding fact and explanation</w:t>
-      </w:r>
-    </w:p>
-    <w:p>
-      <w:r>
-        <w:t>________________________________________________________________</w:t>
-      </w:r>
-    </w:p>
-    <w:p>
-      <w:r>
-        <w:t>________________________________________________________________</w:t>
-      </w:r>
-    </w:p>
-    <w:p>
-      <w:r>
-        <w:t>________________________________________________________________</w:t>
-      </w:r>
-    </w:p>
-    <w:p>
-      <w:r>
-        <w:t>________________________________________________________________</w:t>
-      </w:r>
-    </w:p>
-    <w:p>
-      <w:r>
-        <w:t>________________________________________________________________</w:t>
-      </w:r>
-    </w:p>
-    <w:p>
-      <w:pPr>
-        <w:pStyle w:val="Heading3"/>
-      </w:pPr>
-      <w:r>
-        <w:t>Hint · try first</w:t>
-      </w:r>
-    </w:p>
-    <w:p>
-      <w:pPr>
-        <w:spacing w:line="336" w:lineRule="auto" w:after="180"/>
-        <w:shd w:fill="F1F6F8"/>
-      </w:pPr>
-      <w:r>
-        <w:rPr>
-          <w:b w:val="0"/>
-        </w:rPr>
-        <w:t>Hint if needed: Read the steps in the pictorial case. Match the supplied detail to the stage that performs or records it.</w:t>
-      </w:r>
-    </w:p>
-    <w:p>
-      <w:pPr>
-        <w:pStyle w:val="Heading3"/>
-      </w:pPr>
-      <w:r>
-        <w:t>Feedback · compare after trying</w:t>
-      </w:r>
-    </w:p>
-    <w:p>
-      <w:pPr>
-        <w:spacing w:line="336" w:lineRule="auto" w:after="180"/>
-        <w:shd w:fill="F1F6FC"/>
-      </w:pPr>
-      <w:r>
-        <w:rPr>
-          <w:b w:val="0"/>
-        </w:rPr>
-        <w:t>After your attempt, compare with the supported explanation: Inspect failures Case two separates the versions; case three fails for both. A pipeline preserves comparable cases, version labels and scoring.</w:t>
-      </w:r>
-    </w:p>
-    <w:p>
-      <w:pPr>
-        <w:spacing w:line="336" w:lineRule="auto" w:after="180"/>
-        <w:shd w:fill="F1F6FC"/>
-      </w:pPr>
-      <w:r>
-        <w:rPr>
-          <w:b w:val="0"/>
-        </w:rPr>
-        <w:t>Report the denominator and disagreements alongside percentages.</w:t>
-      </w:r>
-    </w:p>
-    <w:p>
-      <w:pPr>
-        <w:pStyle w:val="Heading3"/>
-      </w:pPr>
-      <w:r>
-        <w:t>Practice 2: explain the deciding evidence</w:t>
-      </w:r>
-    </w:p>
-    <w:p>
-      <w:pPr>
-        <w:pStyle w:val="Heading3"/>
-      </w:pPr>
-      <w:r>
-        <w:t>Changed case · predict first</w:t>
-      </w:r>
-    </w:p>
-    <w:p>
-      <w:pPr>
-        <w:spacing w:line="336" w:lineRule="auto" w:after="180"/>
-        <w:shd w:fill="F5F1FB"/>
-      </w:pPr>
-      <w:r>
-        <w:rPr>
-          <w:b w:val="0"/>
-        </w:rPr>
-        <w:t>Changed-case practice: Remove the shared failed third case after scoring. Which conclusion is supported by the supplied facts?</w:t>
-      </w:r>
-    </w:p>
-    <w:p>
-      <w:pPr>
-        <w:spacing w:line="336" w:lineRule="auto" w:after="180"/>
-        <w:shd w:fill="F4F9FC"/>
-      </w:pPr>
-      <w:r>
-        <w:rPr>
-          <w:b w:val="0"/>
-        </w:rPr>
-        <w:t>1. Rates become 3/3 and 2/3, but this selectively edited evaluation is misleading.</w:t>
-      </w:r>
-    </w:p>
-    <w:p>
-      <w:pPr>
-        <w:spacing w:line="336" w:lineRule="auto" w:after="180"/>
-        <w:shd w:fill="F4F9FC"/>
-      </w:pPr>
-      <w:r>
-        <w:rPr>
-          <w:b w:val="0"/>
-        </w:rPr>
-        <w:t xml:space="preserve">2. This one example guarantees correct results for every future </w:t>
-      </w:r>
-      <w:r>
-        <w:rPr>
-          <w:b/>
-        </w:rPr>
-        <w:t>input</w:t>
-      </w:r>
-      <w:r>
-        <w:rPr>
-          <w:b w:val="0"/>
-        </w:rPr>
-        <w:t>.</w:t>
-      </w:r>
-    </w:p>
-    <w:p>
-      <w:pPr>
-        <w:spacing w:line="336" w:lineRule="auto" w:after="180"/>
-        <w:shd w:fill="F4F9FC"/>
-      </w:pPr>
-      <w:r>
-        <w:rPr>
-          <w:b w:val="0"/>
-        </w:rPr>
-        <w:t xml:space="preserve">3. We can decide the result without examining the changed </w:t>
-      </w:r>
-      <w:r>
-        <w:rPr>
-          <w:b/>
-        </w:rPr>
-        <w:t>input</w:t>
-      </w:r>
-      <w:r>
-        <w:rPr>
-          <w:b w:val="0"/>
-        </w:rPr>
-        <w:t xml:space="preserve"> or the procedure.</w:t>
-      </w:r>
-    </w:p>
-    <w:p>
-      <w:pPr>
-        <w:pStyle w:val="Heading3"/>
-      </w:pPr>
-      <w:r>
-        <w:t>My selected conclusion, deciding fact and explanation</w:t>
-      </w:r>
-    </w:p>
-    <w:p>
-      <w:r>
-        <w:t>________________________________________________________________</w:t>
-      </w:r>
-    </w:p>
-    <w:p>
-      <w:r>
-        <w:t>________________________________________________________________</w:t>
-      </w:r>
-    </w:p>
-    <w:p>
-      <w:r>
-        <w:t>________________________________________________________________</w:t>
-      </w:r>
-    </w:p>
-    <w:p>
-      <w:r>
-        <w:t>________________________________________________________________</w:t>
-      </w:r>
-    </w:p>
-    <w:p>
-      <w:r>
-        <w:t>________________________________________________________________</w:t>
-      </w:r>
-    </w:p>
-    <w:p>
-      <w:pPr>
-        <w:pStyle w:val="Heading3"/>
-      </w:pPr>
-      <w:r>
-        <w:t>Hint · try first</w:t>
-      </w:r>
-    </w:p>
-    <w:p>
-      <w:pPr>
-        <w:spacing w:line="336" w:lineRule="auto" w:after="180"/>
-        <w:shd w:fill="F1F6F8"/>
-      </w:pPr>
-      <w:r>
-        <w:rPr>
-          <w:b w:val="0"/>
-        </w:rPr>
-        <w:t>Hint if needed: Use the changed condition and the deciding step in the pictorial trace. The answer must say what follows from those facts.</w:t>
-      </w:r>
-    </w:p>
-    <w:p>
-      <w:pPr>
-        <w:pStyle w:val="Heading3"/>
-      </w:pPr>
-      <w:r>
-        <w:t>Feedback · compare after trying</w:t>
-      </w:r>
-    </w:p>
-    <w:p>
-      <w:pPr>
-        <w:spacing w:line="336" w:lineRule="auto" w:after="180"/>
-        <w:shd w:fill="F1F6FC"/>
-      </w:pPr>
-      <w:r>
-        <w:rPr>
-          <w:b w:val="0"/>
-        </w:rPr>
-        <w:t>After your attempt, compare with the supported explanation: Rates become 3/3 and 2/3, but this selectively edited evaluation is misleading. The population changed after seeing failures, concealing a weakness.</w:t>
-      </w:r>
-    </w:p>
-    <w:p>
-      <w:pPr>
-        <w:pStyle w:val="Heading3"/>
-      </w:pPr>
-      <w:r>
-        <w:t>Repair a missing building block</w:t>
-      </w:r>
-    </w:p>
-    <w:p>
-      <w:pPr>
-        <w:spacing w:line="336" w:lineRule="auto" w:after="180"/>
-      </w:pPr>
-      <w:r>
-        <w:rPr>
-          <w:b w:val="0"/>
-        </w:rPr>
-        <w:t xml:space="preserve">Review Integration tests and fixtures (ai-6/9). Goal: Explain the </w:t>
-      </w:r>
-      <w:r>
-        <w:rPr>
-          <w:b/>
-        </w:rPr>
-        <w:t>mechanism</w:t>
-      </w:r>
-      <w:r>
-        <w:rPr>
-          <w:b w:val="0"/>
-        </w:rPr>
-        <w:t xml:space="preserve"> and terminology of integration tests and fixtures. Short practice: Follow request N through the fixture and adapter.</w:t>
-      </w:r>
-    </w:p>
-    <w:p>
-      <w:pPr>
-        <w:spacing w:line="336" w:lineRule="auto" w:after="180"/>
-      </w:pPr>
-      <w:r>
-        <w:rPr>
-          <w:b w:val="0"/>
-        </w:rPr>
-        <w:t>Which source and item should appear in the reply, and what precisely fails when the adapter returns M?. Return to this week and explain what you changed.</w:t>
-      </w:r>
-    </w:p>
-    <w:p>
-      <w:pPr>
-        <w:spacing w:line="336" w:lineRule="auto" w:after="180"/>
-      </w:pPr>
-      <w:r>
-        <w:rPr>
-          <w:b w:val="0"/>
-        </w:rPr>
-        <w:t xml:space="preserve">Review Testing pure components (ai-6/7). Goal: Explain the </w:t>
-      </w:r>
-      <w:r>
-        <w:rPr>
-          <w:b/>
-        </w:rPr>
-        <w:t>mechanism</w:t>
-      </w:r>
-      <w:r>
-        <w:rPr>
-          <w:b w:val="0"/>
-        </w:rPr>
-        <w:t xml:space="preserve"> and terminology of testing pure components. Short practice: Predict the formatter </w:t>
-      </w:r>
-      <w:r>
-        <w:rPr>
-          <w:b/>
-        </w:rPr>
-        <w:t>output</w:t>
-      </w:r>
-      <w:r>
-        <w:rPr>
-          <w:b w:val="0"/>
-        </w:rPr>
-        <w:t>s for 7 and 12, including spacing.</w:t>
-      </w:r>
-    </w:p>
-    <w:p>
-      <w:pPr>
-        <w:spacing w:line="336" w:lineRule="auto" w:after="180"/>
-      </w:pPr>
-      <w:r>
-        <w:rPr>
-          <w:b w:val="0"/>
-        </w:rPr>
-        <w:t xml:space="preserve">Why does </w:t>
-      </w:r>
-      <w:r>
-        <w:rPr>
-          <w:b/>
-        </w:rPr>
-        <w:t>input</w:t>
-      </w:r>
-      <w:r>
-        <w:rPr>
-          <w:b w:val="0"/>
-        </w:rPr>
-        <w:t xml:space="preserve"> 0 need rejection under this contract rather than an ordinary formatted response?. Return to this week and explain what you changed.</w:t>
-      </w:r>
-    </w:p>
-    <w:p>
-      <w:pPr>
-        <w:spacing w:line="336" w:lineRule="auto" w:after="180"/>
-      </w:pPr>
-      <w:r>
-        <w:rPr>
-          <w:b w:val="0"/>
-        </w:rPr>
-        <w:t xml:space="preserve">Review Configuration and secrets (ai-6/4). Goal: Explain the </w:t>
-      </w:r>
-      <w:r>
-        <w:rPr>
-          <w:b/>
-        </w:rPr>
-        <w:t>mechanism</w:t>
-      </w:r>
-      <w:r>
-        <w:rPr>
-          <w:b w:val="0"/>
-        </w:rPr>
-        <w:t xml:space="preserve"> and terminology of configuration and secrets. Short practice: Point to the public setting and the protected credential.</w:t>
-      </w:r>
-    </w:p>
-    <w:p>
-      <w:pPr>
-        <w:spacing w:line="336" w:lineRule="auto" w:after="180"/>
-      </w:pPr>
-      <w:r>
-        <w:rPr>
-          <w:b w:val="0"/>
-        </w:rPr>
-        <w:t>What changes when maximum_words becomes 60, and which information must never appear in the startup log?. Return to this week and explain what you changed.</w:t>
-      </w:r>
-    </w:p>
-    <w:p>
-      <w:pPr>
-        <w:pStyle w:val="Heading3"/>
-      </w:pPr>
-      <w:r>
         <w:t>Keep your completed work</w:t>
       </w:r>
     </w:p>
     <w:p>
       <w:pPr>
-        <w:spacing w:line="336" w:lineRule="auto" w:after="180"/>
-      </w:pPr>
-      <w:r>
-        <w:rPr>
-          <w:b w:val="0"/>
-        </w:rPr>
-        <w:t xml:space="preserve">Use Download completed work in the hosted lesson to export your answers, reflections, practice feedback and code-run </w:t>
-      </w:r>
-      <w:r>
-        <w:rPr>
-          <w:b/>
-        </w:rPr>
-        <w:t>evidence</w:t>
-      </w:r>
-      <w:r>
-        <w:rPr>
-          <w:b w:val="0"/>
-        </w:rPr>
-        <w:t>. Open the HTML copy to read or print it.</w:t>
-      </w:r>
-    </w:p>
-    <w:p>
-      <w:pPr>
-        <w:spacing w:line="336" w:lineRule="auto" w:after="180"/>
-      </w:pPr>
-      <w:r>
-        <w:rPr>
-          <w:b w:val="0"/>
-        </w:rPr>
-        <w:t>Drafts stay in this browser when storage is available; clear drafts on a shared device.</w:t>
-      </w:r>
-    </w:p>
-    <w:p>
-      <w:pPr>
-        <w:pStyle w:val="Heading3"/>
-      </w:pPr>
-      <w:r>
-        <w:t>What I repaired, the evidence I kept and the next test</w:t>
-      </w:r>
-    </w:p>
-    <w:p>
-      <w:r>
-        <w:t>________________________________________________________________</w:t>
-      </w:r>
-    </w:p>
-    <w:p>
-      <w:r>
-        <w:t>________________________________________________________________</w:t>
-      </w:r>
-    </w:p>
-    <w:p>
-      <w:r>
-        <w:t>________________________________________________________________</w:t>
-      </w:r>
-    </w:p>
-    <w:p>
-      <w:r>
-        <w:t>________________________________________________________________</w:t>
-      </w:r>
-    </w:p>
-    <w:p>
-      <w:r>
-        <w:t>________________________________________________________________</w:t>
-      </w:r>
-    </w:p>
-    <w:p>
-      <w:pPr>
         <w:pStyle w:val="Heading1"/>
       </w:pPr>
       <w:r>
-        <w:t>15. Visual concept journey</w:t>
-      </w:r>
-    </w:p>
-    <w:p>
-      <w:r>
-        <w:t>Explain each Evaluation pipelines picture from its labels, then record a relevant limit.</w:t>
-      </w:r>
-    </w:p>
-    <w:p>
-      <w:pPr>
-        <w:pStyle w:val="Heading3"/>
+        <w:t>15. Reference · Six-picture response sheets</w:t>
+      </w:r>
+    </w:p>
+    <w:p>
+      <w:r>
+        <w:t>Choose the picture that helps explain the current step.</w:t>
+      </w:r>
+    </w:p>
+    <w:p>
+      <w:pPr>
+        <w:pStyle w:val="Heading2"/>
       </w:pPr>
       <w:r>
         <w:t>01. Evaluation pipelines: the case</w:t>
@@ -2250,7 +2063,6 @@
     <w:p>
       <w:pPr>
         <w:spacing w:line="336" w:lineRule="auto" w:after="180"/>
-        <w:shd w:fill="F5F1FB"/>
       </w:pPr>
       <w:r>
         <w:rPr>
@@ -2289,7 +2101,7 @@
     </w:p>
     <w:p>
       <w:pPr>
-        <w:pStyle w:val="Heading3"/>
+        <w:pStyle w:val="Heading2"/>
       </w:pPr>
       <w:r>
         <w:t>02. Follow the deciding steps</w:t>
@@ -2345,7 +2157,6 @@
     <w:p>
       <w:pPr>
         <w:spacing w:line="336" w:lineRule="auto" w:after="180"/>
-        <w:shd w:fill="F5F1FB"/>
       </w:pPr>
       <w:r>
         <w:rPr>
@@ -2396,7 +2207,7 @@
     </w:p>
     <w:p>
       <w:pPr>
-        <w:pStyle w:val="Heading3"/>
+        <w:pStyle w:val="Heading2"/>
       </w:pPr>
       <w:r>
         <w:t>03. Correct answers on four shared cases</w:t>
@@ -2452,7 +2263,6 @@
     <w:p>
       <w:pPr>
         <w:spacing w:line="336" w:lineRule="auto" w:after="180"/>
-        <w:shd w:fill="F5F1FB"/>
       </w:pPr>
       <w:r>
         <w:rPr>
@@ -2491,7 +2301,7 @@
     </w:p>
     <w:p>
       <w:pPr>
-        <w:pStyle w:val="Heading3"/>
+        <w:pStyle w:val="Heading2"/>
       </w:pPr>
       <w:r>
         <w:t>04. Change one thing. Trace what follows.</w:t>
@@ -2558,7 +2368,6 @@
     <w:p>
       <w:pPr>
         <w:spacing w:line="336" w:lineRule="auto" w:after="180"/>
-        <w:shd w:fill="F5F1FB"/>
       </w:pPr>
       <w:r>
         <w:rPr>
@@ -2597,7 +2406,7 @@
     </w:p>
     <w:p>
       <w:pPr>
-        <w:pStyle w:val="Heading3"/>
+        <w:pStyle w:val="Heading2"/>
       </w:pPr>
       <w:r>
         <w:t>05. Connect the explanation to its limit</w:t>
@@ -2664,7 +2473,6 @@
     <w:p>
       <w:pPr>
         <w:spacing w:line="336" w:lineRule="auto" w:after="180"/>
-        <w:shd w:fill="F5F1FB"/>
       </w:pPr>
       <w:r>
         <w:rPr>
@@ -2703,7 +2511,7 @@
     </w:p>
     <w:p>
       <w:pPr>
-        <w:pStyle w:val="Heading3"/>
+        <w:pStyle w:val="Heading2"/>
       </w:pPr>
       <w:r>
         <w:t>06. Make the idea visible in your project</w:t>
@@ -2805,7 +2613,6 @@
     <w:p>
       <w:pPr>
         <w:spacing w:line="336" w:lineRule="auto" w:after="180"/>
-        <w:shd w:fill="F5F1FB"/>
       </w:pPr>
       <w:r>
         <w:rPr>
@@ -2852,6 +2659,62 @@
     <w:p>
       <w:r>
         <w:t>________________________________________________________________</w:t>
+      </w:r>
+    </w:p>
+    <w:p>
+      <w:pPr>
+        <w:pStyle w:val="Heading2"/>
+      </w:pPr>
+      <w:r>
+        <w:t>Earlier wording, alternatives and picture transcripts · reference / check after trying</w:t>
+      </w:r>
+    </w:p>
+    <w:p>
+      <w:pPr>
+        <w:pStyle w:val="Heading3"/>
+      </w:pPr>
+      <w:r>
+        <w:t>01. Evaluation pipelines: the case</w:t>
+      </w:r>
+    </w:p>
+    <w:p>
+      <w:pPr>
+        <w:pStyle w:val="Heading3"/>
+      </w:pPr>
+      <w:r>
+        <w:t>02. Follow the deciding steps</w:t>
+      </w:r>
+    </w:p>
+    <w:p>
+      <w:pPr>
+        <w:pStyle w:val="Heading3"/>
+      </w:pPr>
+      <w:r>
+        <w:t>03. Correct answers on four shared cases</w:t>
+      </w:r>
+    </w:p>
+    <w:p>
+      <w:pPr>
+        <w:pStyle w:val="Heading3"/>
+      </w:pPr>
+      <w:r>
+        <w:t>04. Change one thing. Trace what follows.</w:t>
+      </w:r>
+    </w:p>
+    <w:p>
+      <w:pPr>
+        <w:pStyle w:val="Heading3"/>
+      </w:pPr>
+      <w:r>
+        <w:t>05. Connect the explanation to its limit</w:t>
+      </w:r>
+    </w:p>
+    <w:p>
+      <w:pPr>
+        <w:pStyle w:val="Heading3"/>
+      </w:pPr>
+      <w:r>
+        <w:t>06. Make the idea visible in your project</w:t>
       </w:r>
     </w:p>
     <w:sectPr>
